--- a/Доклад.docx
+++ b/Доклад.docx
@@ -4,7 +4,7 @@
   <w:body>
     <w:p>
       <w:pPr>
-        <w:pStyle w:val="5"/>
+        <w:pStyle w:val="7"/>
         <w:keepNext w:val="0"/>
         <w:keepLines w:val="0"/>
         <w:widowControl/>
@@ -18,7 +18,7 @@
     </w:p>
     <w:p>
       <w:pPr>
-        <w:pStyle w:val="5"/>
+        <w:pStyle w:val="7"/>
         <w:keepNext w:val="0"/>
         <w:keepLines w:val="0"/>
         <w:widowControl/>
@@ -32,7 +32,7 @@
     </w:p>
     <w:p>
       <w:pPr>
-        <w:pStyle w:val="5"/>
+        <w:pStyle w:val="7"/>
         <w:keepNext w:val="0"/>
         <w:keepLines w:val="0"/>
         <w:widowControl/>
@@ -46,7 +46,7 @@
     </w:p>
     <w:p>
       <w:pPr>
-        <w:pStyle w:val="5"/>
+        <w:pStyle w:val="7"/>
         <w:keepNext w:val="0"/>
         <w:keepLines w:val="0"/>
         <w:widowControl/>
@@ -60,7 +60,7 @@
     </w:p>
     <w:p>
       <w:pPr>
-        <w:pStyle w:val="5"/>
+        <w:pStyle w:val="7"/>
         <w:keepNext w:val="0"/>
         <w:keepLines w:val="0"/>
         <w:widowControl/>
@@ -74,7 +74,7 @@
     </w:p>
     <w:p>
       <w:pPr>
-        <w:pStyle w:val="5"/>
+        <w:pStyle w:val="7"/>
         <w:keepNext w:val="0"/>
         <w:keepLines w:val="0"/>
         <w:widowControl/>
@@ -88,7 +88,7 @@
     </w:p>
     <w:p>
       <w:pPr>
-        <w:pStyle w:val="5"/>
+        <w:pStyle w:val="7"/>
         <w:keepNext w:val="0"/>
         <w:keepLines w:val="0"/>
         <w:widowControl/>
@@ -102,7 +102,7 @@
     </w:p>
     <w:p>
       <w:pPr>
-        <w:pStyle w:val="5"/>
+        <w:pStyle w:val="7"/>
         <w:keepNext w:val="0"/>
         <w:keepLines w:val="0"/>
         <w:widowControl/>
@@ -116,7 +116,7 @@
     </w:p>
     <w:p>
       <w:pPr>
-        <w:pStyle w:val="5"/>
+        <w:pStyle w:val="7"/>
         <w:keepNext w:val="0"/>
         <w:keepLines w:val="0"/>
         <w:widowControl/>
@@ -130,7 +130,7 @@
     </w:p>
     <w:p>
       <w:pPr>
-        <w:pStyle w:val="5"/>
+        <w:pStyle w:val="7"/>
         <w:keepNext w:val="0"/>
         <w:keepLines w:val="0"/>
         <w:widowControl/>
@@ -144,7 +144,7 @@
     </w:p>
     <w:p>
       <w:pPr>
-        <w:pStyle w:val="5"/>
+        <w:pStyle w:val="7"/>
         <w:keepNext w:val="0"/>
         <w:keepLines w:val="0"/>
         <w:widowControl/>
@@ -158,7 +158,7 @@
     </w:p>
     <w:p>
       <w:pPr>
-        <w:pStyle w:val="5"/>
+        <w:pStyle w:val="7"/>
         <w:keepNext w:val="0"/>
         <w:keepLines w:val="0"/>
         <w:widowControl/>
@@ -172,7 +172,7 @@
     </w:p>
     <w:p>
       <w:pPr>
-        <w:pStyle w:val="5"/>
+        <w:pStyle w:val="7"/>
         <w:keepNext w:val="0"/>
         <w:keepLines w:val="0"/>
         <w:widowControl/>
@@ -186,7 +186,7 @@
     </w:p>
     <w:p>
       <w:pPr>
-        <w:pStyle w:val="5"/>
+        <w:pStyle w:val="7"/>
         <w:keepNext w:val="0"/>
         <w:keepLines w:val="0"/>
         <w:widowControl/>
@@ -200,6 +200,7 @@
     </w:p>
     <w:tbl>
       <w:tblPr>
+        <w:tblStyle w:val="5"/>
         <w:tblW w:w="0" w:type="auto"/>
         <w:tblCellSpacing w:w="15" w:type="dxa"/>
         <w:tblInd w:w="0" w:type="dxa"/>
@@ -211,7 +212,7 @@
           <w:insideH w:val="none" w:color="auto" w:sz="0" w:space="0"/>
           <w:insideV w:val="none" w:color="auto" w:sz="0" w:space="0"/>
         </w:tblBorders>
-        <w:shd w:val="clear"/>
+        <w:shd w:val="clear" w:color="auto" w:fill="auto"/>
         <w:tblLayout w:type="autofit"/>
         <w:tblCellMar>
           <w:top w:w="15" w:type="dxa"/>
@@ -221,9 +222,9 @@
         </w:tblCellMar>
       </w:tblPr>
       <w:tblGrid>
-        <w:gridCol w:w="1593"/>
-        <w:gridCol w:w="2557"/>
-        <w:gridCol w:w="4246"/>
+        <w:gridCol w:w="1656"/>
+        <w:gridCol w:w="2556"/>
+        <w:gridCol w:w="4184"/>
       </w:tblGrid>
       <w:tr>
         <w:tblPrEx>
@@ -235,7 +236,7 @@
             <w:insideH w:val="none" w:color="auto" w:sz="0" w:space="0"/>
             <w:insideV w:val="none" w:color="auto" w:sz="0" w:space="0"/>
           </w:tblBorders>
-          <w:shd w:val="clear"/>
+          <w:shd w:val="clear" w:color="auto" w:fill="auto"/>
           <w:tblCellMar>
             <w:top w:w="15" w:type="dxa"/>
             <w:left w:w="15" w:type="dxa"/>
@@ -250,12 +251,12 @@
         <w:tc>
           <w:tcPr>
             <w:tcW w:w="0" w:type="auto"/>
-            <w:shd w:val="clear"/>
+            <w:shd w:val="clear" w:color="auto" w:fill="auto"/>
             <w:vAlign w:val="center"/>
           </w:tcPr>
           <w:p>
             <w:pPr>
-              <w:pStyle w:val="5"/>
+              <w:pStyle w:val="7"/>
               <w:keepNext w:val="0"/>
               <w:keepLines w:val="0"/>
               <w:widowControl/>
@@ -276,12 +277,12 @@
         <w:tc>
           <w:tcPr>
             <w:tcW w:w="0" w:type="auto"/>
-            <w:shd w:val="clear"/>
+            <w:shd w:val="clear" w:color="auto" w:fill="auto"/>
             <w:vAlign w:val="center"/>
           </w:tcPr>
           <w:p>
             <w:pPr>
-              <w:pStyle w:val="5"/>
+              <w:pStyle w:val="7"/>
               <w:keepNext w:val="0"/>
               <w:keepLines w:val="0"/>
               <w:widowControl/>
@@ -302,12 +303,12 @@
         <w:tc>
           <w:tcPr>
             <w:tcW w:w="0" w:type="auto"/>
-            <w:shd w:val="clear"/>
+            <w:shd w:val="clear" w:color="auto" w:fill="auto"/>
             <w:vAlign w:val="center"/>
           </w:tcPr>
           <w:p>
             <w:pPr>
-              <w:pStyle w:val="5"/>
+              <w:pStyle w:val="7"/>
               <w:keepNext w:val="0"/>
               <w:keepLines w:val="0"/>
               <w:widowControl/>
@@ -336,7 +337,6 @@
             <w:insideH w:val="none" w:color="auto" w:sz="0" w:space="0"/>
             <w:insideV w:val="none" w:color="auto" w:sz="0" w:space="0"/>
           </w:tblBorders>
-          <w:shd w:val="clear"/>
           <w:tblCellMar>
             <w:top w:w="15" w:type="dxa"/>
             <w:left w:w="15" w:type="dxa"/>
@@ -350,12 +350,12 @@
         <w:tc>
           <w:tcPr>
             <w:tcW w:w="0" w:type="auto"/>
-            <w:shd w:val="clear"/>
+            <w:shd w:val="clear" w:color="auto" w:fill="auto"/>
             <w:vAlign w:val="center"/>
           </w:tcPr>
           <w:p>
             <w:pPr>
-              <w:pStyle w:val="5"/>
+              <w:pStyle w:val="7"/>
               <w:keepNext w:val="0"/>
               <w:keepLines w:val="0"/>
               <w:widowControl/>
@@ -371,12 +371,12 @@
         <w:tc>
           <w:tcPr>
             <w:tcW w:w="0" w:type="auto"/>
-            <w:shd w:val="clear"/>
+            <w:shd w:val="clear" w:color="auto" w:fill="auto"/>
             <w:vAlign w:val="center"/>
           </w:tcPr>
           <w:p>
             <w:pPr>
-              <w:pStyle w:val="5"/>
+              <w:pStyle w:val="7"/>
               <w:keepNext w:val="0"/>
               <w:keepLines w:val="0"/>
               <w:widowControl/>
@@ -392,12 +392,12 @@
         <w:tc>
           <w:tcPr>
             <w:tcW w:w="0" w:type="auto"/>
-            <w:shd w:val="clear"/>
+            <w:shd w:val="clear" w:color="auto" w:fill="auto"/>
             <w:vAlign w:val="center"/>
           </w:tcPr>
           <w:p>
             <w:pPr>
-              <w:pStyle w:val="5"/>
+              <w:pStyle w:val="7"/>
               <w:keepNext w:val="0"/>
               <w:keepLines w:val="0"/>
               <w:widowControl/>
@@ -421,6 +421,7 @@
             <w:insideH w:val="none" w:color="auto" w:sz="0" w:space="0"/>
             <w:insideV w:val="none" w:color="auto" w:sz="0" w:space="0"/>
           </w:tblBorders>
+          <w:shd w:val="clear" w:color="auto" w:fill="auto"/>
           <w:tblCellMar>
             <w:top w:w="15" w:type="dxa"/>
             <w:left w:w="15" w:type="dxa"/>
@@ -434,12 +435,12 @@
         <w:tc>
           <w:tcPr>
             <w:tcW w:w="0" w:type="auto"/>
-            <w:shd w:val="clear"/>
+            <w:shd w:val="clear" w:color="auto" w:fill="auto"/>
             <w:vAlign w:val="center"/>
           </w:tcPr>
           <w:p>
             <w:pPr>
-              <w:pStyle w:val="5"/>
+              <w:pStyle w:val="7"/>
               <w:keepNext w:val="0"/>
               <w:keepLines w:val="0"/>
               <w:widowControl/>
@@ -455,12 +456,12 @@
         <w:tc>
           <w:tcPr>
             <w:tcW w:w="0" w:type="auto"/>
-            <w:shd w:val="clear"/>
+            <w:shd w:val="clear" w:color="auto" w:fill="auto"/>
             <w:vAlign w:val="center"/>
           </w:tcPr>
           <w:p>
             <w:pPr>
-              <w:pStyle w:val="5"/>
+              <w:pStyle w:val="7"/>
               <w:keepNext w:val="0"/>
               <w:keepLines w:val="0"/>
               <w:widowControl/>
@@ -476,12 +477,12 @@
         <w:tc>
           <w:tcPr>
             <w:tcW w:w="0" w:type="auto"/>
-            <w:shd w:val="clear"/>
+            <w:shd w:val="clear" w:color="auto" w:fill="auto"/>
             <w:vAlign w:val="center"/>
           </w:tcPr>
           <w:p>
             <w:pPr>
-              <w:pStyle w:val="5"/>
+              <w:pStyle w:val="7"/>
               <w:keepNext w:val="0"/>
               <w:keepLines w:val="0"/>
               <w:widowControl/>
@@ -505,7 +506,7 @@
             <w:insideH w:val="none" w:color="auto" w:sz="0" w:space="0"/>
             <w:insideV w:val="none" w:color="auto" w:sz="0" w:space="0"/>
           </w:tblBorders>
-          <w:shd w:val="clear"/>
+          <w:shd w:val="clear" w:color="auto" w:fill="auto"/>
           <w:tblCellMar>
             <w:top w:w="15" w:type="dxa"/>
             <w:left w:w="15" w:type="dxa"/>
@@ -519,12 +520,12 @@
         <w:tc>
           <w:tcPr>
             <w:tcW w:w="0" w:type="auto"/>
-            <w:shd w:val="clear"/>
+            <w:shd w:val="clear" w:color="auto" w:fill="auto"/>
             <w:vAlign w:val="center"/>
           </w:tcPr>
           <w:p>
             <w:pPr>
-              <w:pStyle w:val="5"/>
+              <w:pStyle w:val="7"/>
               <w:keepNext w:val="0"/>
               <w:keepLines w:val="0"/>
               <w:widowControl/>
@@ -540,12 +541,12 @@
         <w:tc>
           <w:tcPr>
             <w:tcW w:w="0" w:type="auto"/>
-            <w:shd w:val="clear"/>
+            <w:shd w:val="clear" w:color="auto" w:fill="auto"/>
             <w:vAlign w:val="center"/>
           </w:tcPr>
           <w:p>
             <w:pPr>
-              <w:pStyle w:val="5"/>
+              <w:pStyle w:val="7"/>
               <w:keepNext w:val="0"/>
               <w:keepLines w:val="0"/>
               <w:widowControl/>
@@ -561,12 +562,12 @@
         <w:tc>
           <w:tcPr>
             <w:tcW w:w="0" w:type="auto"/>
-            <w:shd w:val="clear"/>
+            <w:shd w:val="clear" w:color="auto" w:fill="auto"/>
             <w:vAlign w:val="center"/>
           </w:tcPr>
           <w:p>
             <w:pPr>
-              <w:pStyle w:val="5"/>
+              <w:pStyle w:val="7"/>
               <w:keepNext w:val="0"/>
               <w:keepLines w:val="0"/>
               <w:widowControl/>
@@ -590,7 +591,7 @@
             <w:insideH w:val="none" w:color="auto" w:sz="0" w:space="0"/>
             <w:insideV w:val="none" w:color="auto" w:sz="0" w:space="0"/>
           </w:tblBorders>
-          <w:shd w:val="clear"/>
+          <w:shd w:val="clear" w:color="auto" w:fill="auto"/>
           <w:tblCellMar>
             <w:top w:w="15" w:type="dxa"/>
             <w:left w:w="15" w:type="dxa"/>
@@ -604,12 +605,12 @@
         <w:tc>
           <w:tcPr>
             <w:tcW w:w="0" w:type="auto"/>
-            <w:shd w:val="clear"/>
+            <w:shd w:val="clear" w:color="auto" w:fill="auto"/>
             <w:vAlign w:val="center"/>
           </w:tcPr>
           <w:p>
             <w:pPr>
-              <w:pStyle w:val="5"/>
+              <w:pStyle w:val="7"/>
               <w:keepNext w:val="0"/>
               <w:keepLines w:val="0"/>
               <w:widowControl/>
@@ -625,12 +626,12 @@
         <w:tc>
           <w:tcPr>
             <w:tcW w:w="0" w:type="auto"/>
-            <w:shd w:val="clear"/>
+            <w:shd w:val="clear" w:color="auto" w:fill="auto"/>
             <w:vAlign w:val="center"/>
           </w:tcPr>
           <w:p>
             <w:pPr>
-              <w:pStyle w:val="5"/>
+              <w:pStyle w:val="7"/>
               <w:keepNext w:val="0"/>
               <w:keepLines w:val="0"/>
               <w:widowControl/>
@@ -646,12 +647,12 @@
         <w:tc>
           <w:tcPr>
             <w:tcW w:w="0" w:type="auto"/>
-            <w:shd w:val="clear"/>
+            <w:shd w:val="clear" w:color="auto" w:fill="auto"/>
             <w:vAlign w:val="center"/>
           </w:tcPr>
           <w:p>
             <w:pPr>
-              <w:pStyle w:val="5"/>
+              <w:pStyle w:val="7"/>
               <w:keepNext w:val="0"/>
               <w:keepLines w:val="0"/>
               <w:widowControl/>
@@ -668,7 +669,7 @@
     </w:tbl>
     <w:p>
       <w:pPr>
-        <w:pStyle w:val="5"/>
+        <w:pStyle w:val="7"/>
         <w:keepNext w:val="0"/>
         <w:keepLines w:val="0"/>
         <w:widowControl/>
@@ -682,7 +683,7 @@
     </w:p>
     <w:p>
       <w:pPr>
-        <w:pStyle w:val="5"/>
+        <w:pStyle w:val="7"/>
         <w:keepNext w:val="0"/>
         <w:keepLines w:val="0"/>
         <w:widowControl/>
@@ -696,7 +697,7 @@
     </w:p>
     <w:p>
       <w:pPr>
-        <w:pStyle w:val="5"/>
+        <w:pStyle w:val="7"/>
         <w:keepNext w:val="0"/>
         <w:keepLines w:val="0"/>
         <w:widowControl/>
@@ -710,7 +711,7 @@
     </w:p>
     <w:p>
       <w:pPr>
-        <w:pStyle w:val="5"/>
+        <w:pStyle w:val="7"/>
         <w:keepNext w:val="0"/>
         <w:keepLines w:val="0"/>
         <w:widowControl/>
@@ -738,7 +739,7 @@
     </w:p>
     <w:p>
       <w:pPr>
-        <w:pStyle w:val="5"/>
+        <w:pStyle w:val="7"/>
         <w:keepNext w:val="0"/>
         <w:keepLines w:val="0"/>
         <w:widowControl/>
@@ -780,7 +781,7 @@
     </w:p>
     <w:p>
       <w:pPr>
-        <w:pStyle w:val="5"/>
+        <w:pStyle w:val="7"/>
         <w:keepNext w:val="0"/>
         <w:keepLines w:val="0"/>
         <w:widowControl/>
@@ -822,7 +823,7 @@
     </w:p>
     <w:p>
       <w:pPr>
-        <w:pStyle w:val="5"/>
+        <w:pStyle w:val="7"/>
         <w:keepNext w:val="0"/>
         <w:keepLines w:val="0"/>
         <w:widowControl/>
@@ -864,7 +865,7 @@
     </w:p>
     <w:p>
       <w:pPr>
-        <w:pStyle w:val="5"/>
+        <w:pStyle w:val="7"/>
         <w:keepNext w:val="0"/>
         <w:keepLines w:val="0"/>
         <w:widowControl/>
@@ -906,7 +907,7 @@
     </w:p>
     <w:p>
       <w:pPr>
-        <w:pStyle w:val="5"/>
+        <w:pStyle w:val="7"/>
         <w:keepNext w:val="0"/>
         <w:keepLines w:val="0"/>
         <w:widowControl/>
@@ -948,7 +949,7 @@
     </w:p>
     <w:p>
       <w:pPr>
-        <w:pStyle w:val="5"/>
+        <w:pStyle w:val="7"/>
         <w:keepNext w:val="0"/>
         <w:keepLines w:val="0"/>
         <w:widowControl/>
@@ -976,7 +977,7 @@
     </w:p>
     <w:p>
       <w:pPr>
-        <w:pStyle w:val="5"/>
+        <w:pStyle w:val="7"/>
         <w:keepNext w:val="0"/>
         <w:keepLines w:val="0"/>
         <w:widowControl/>
@@ -990,7 +991,7 @@
     </w:p>
     <w:p>
       <w:pPr>
-        <w:pStyle w:val="5"/>
+        <w:pStyle w:val="7"/>
         <w:keepNext w:val="0"/>
         <w:keepLines w:val="0"/>
         <w:widowControl/>
@@ -1004,7 +1005,7 @@
     </w:p>
     <w:p>
       <w:pPr>
-        <w:pStyle w:val="5"/>
+        <w:pStyle w:val="7"/>
         <w:keepNext w:val="0"/>
         <w:keepLines w:val="0"/>
         <w:widowControl/>
@@ -1018,7 +1019,7 @@
     </w:p>
     <w:p>
       <w:pPr>
-        <w:pStyle w:val="5"/>
+        <w:pStyle w:val="7"/>
         <w:keepNext w:val="0"/>
         <w:keepLines w:val="0"/>
         <w:widowControl/>
@@ -1032,7 +1033,7 @@
     </w:p>
     <w:p>
       <w:pPr>
-        <w:pStyle w:val="5"/>
+        <w:pStyle w:val="7"/>
         <w:keepNext w:val="0"/>
         <w:keepLines w:val="0"/>
         <w:widowControl/>
@@ -1060,7 +1061,7 @@
     </w:p>
     <w:p>
       <w:pPr>
-        <w:pStyle w:val="5"/>
+        <w:pStyle w:val="7"/>
         <w:keepNext w:val="0"/>
         <w:keepLines w:val="0"/>
         <w:widowControl/>
@@ -1102,7 +1103,7 @@
     </w:p>
     <w:p>
       <w:pPr>
-        <w:pStyle w:val="5"/>
+        <w:pStyle w:val="7"/>
         <w:keepNext w:val="0"/>
         <w:keepLines w:val="0"/>
         <w:widowControl/>
@@ -1144,7 +1145,7 @@
     </w:p>
     <w:p>
       <w:pPr>
-        <w:pStyle w:val="5"/>
+        <w:pStyle w:val="7"/>
         <w:keepNext w:val="0"/>
         <w:keepLines w:val="0"/>
         <w:widowControl/>
@@ -1186,7 +1187,7 @@
     </w:p>
     <w:p>
       <w:pPr>
-        <w:pStyle w:val="5"/>
+        <w:pStyle w:val="7"/>
         <w:keepNext w:val="0"/>
         <w:keepLines w:val="0"/>
         <w:widowControl/>
@@ -1228,7 +1229,7 @@
     </w:p>
     <w:p>
       <w:pPr>
-        <w:pStyle w:val="5"/>
+        <w:pStyle w:val="7"/>
         <w:keepNext w:val="0"/>
         <w:keepLines w:val="0"/>
         <w:widowControl/>
@@ -1256,7 +1257,7 @@
     </w:p>
     <w:p>
       <w:pPr>
-        <w:pStyle w:val="5"/>
+        <w:pStyle w:val="7"/>
         <w:keepNext w:val="0"/>
         <w:keepLines w:val="0"/>
         <w:widowControl/>
@@ -1270,7 +1271,7 @@
     </w:p>
     <w:p>
       <w:pPr>
-        <w:pStyle w:val="5"/>
+        <w:pStyle w:val="7"/>
         <w:keepNext w:val="0"/>
         <w:keepLines w:val="0"/>
         <w:widowControl/>
@@ -1284,7 +1285,7 @@
     </w:p>
     <w:p>
       <w:pPr>
-        <w:pStyle w:val="5"/>
+        <w:pStyle w:val="7"/>
         <w:keepNext w:val="0"/>
         <w:keepLines w:val="0"/>
         <w:widowControl/>
@@ -1298,7 +1299,7 @@
     </w:p>
     <w:p>
       <w:pPr>
-        <w:pStyle w:val="5"/>
+        <w:pStyle w:val="7"/>
         <w:keepNext w:val="0"/>
         <w:keepLines w:val="0"/>
         <w:widowControl/>
@@ -1312,7 +1313,7 @@
     </w:p>
     <w:p>
       <w:pPr>
-        <w:pStyle w:val="5"/>
+        <w:pStyle w:val="7"/>
         <w:keepNext w:val="0"/>
         <w:keepLines w:val="0"/>
         <w:widowControl/>
@@ -1326,7 +1327,7 @@
     </w:p>
     <w:p>
       <w:pPr>
-        <w:pStyle w:val="5"/>
+        <w:pStyle w:val="7"/>
         <w:keepNext w:val="0"/>
         <w:keepLines w:val="0"/>
         <w:widowControl/>
@@ -1340,7 +1341,7 @@
     </w:p>
     <w:p>
       <w:pPr>
-        <w:pStyle w:val="5"/>
+        <w:pStyle w:val="7"/>
         <w:keepNext w:val="0"/>
         <w:keepLines w:val="0"/>
         <w:widowControl/>
@@ -1354,7 +1355,7 @@
     </w:p>
     <w:p>
       <w:pPr>
-        <w:pStyle w:val="5"/>
+        <w:pStyle w:val="7"/>
         <w:keepNext w:val="0"/>
         <w:keepLines w:val="0"/>
         <w:widowControl/>
@@ -1368,7 +1369,7 @@
     </w:p>
     <w:p>
       <w:pPr>
-        <w:pStyle w:val="5"/>
+        <w:pStyle w:val="7"/>
         <w:keepNext w:val="0"/>
         <w:keepLines w:val="0"/>
         <w:widowControl/>
@@ -1382,7 +1383,7 @@
     </w:p>
     <w:p>
       <w:pPr>
-        <w:pStyle w:val="5"/>
+        <w:pStyle w:val="7"/>
         <w:keepNext w:val="0"/>
         <w:keepLines w:val="0"/>
         <w:widowControl/>
@@ -1410,7 +1411,7 @@
     </w:p>
     <w:p>
       <w:pPr>
-        <w:pStyle w:val="5"/>
+        <w:pStyle w:val="7"/>
         <w:keepNext w:val="0"/>
         <w:keepLines w:val="0"/>
         <w:widowControl/>
@@ -1452,7 +1453,7 @@
     </w:p>
     <w:p>
       <w:pPr>
-        <w:pStyle w:val="5"/>
+        <w:pStyle w:val="7"/>
         <w:keepNext w:val="0"/>
         <w:keepLines w:val="0"/>
         <w:widowControl/>
@@ -1494,7 +1495,7 @@
     </w:p>
     <w:p>
       <w:pPr>
-        <w:pStyle w:val="5"/>
+        <w:pStyle w:val="7"/>
         <w:keepNext w:val="0"/>
         <w:keepLines w:val="0"/>
         <w:widowControl/>
@@ -1522,7 +1523,7 @@
     </w:p>
     <w:p>
       <w:pPr>
-        <w:pStyle w:val="5"/>
+        <w:pStyle w:val="7"/>
         <w:keepNext w:val="0"/>
         <w:keepLines w:val="0"/>
         <w:widowControl/>
@@ -1536,7 +1537,7 @@
     </w:p>
     <w:p>
       <w:pPr>
-        <w:pStyle w:val="5"/>
+        <w:pStyle w:val="7"/>
         <w:keepNext w:val="0"/>
         <w:keepLines w:val="0"/>
         <w:widowControl/>
@@ -1550,6 +1551,7 @@
     </w:p>
     <w:tbl>
       <w:tblPr>
+        <w:tblStyle w:val="5"/>
         <w:tblW w:w="0" w:type="auto"/>
         <w:tblCellSpacing w:w="15" w:type="dxa"/>
         <w:tblInd w:w="0" w:type="dxa"/>
@@ -1561,7 +1563,7 @@
           <w:insideH w:val="none" w:color="auto" w:sz="0" w:space="0"/>
           <w:insideV w:val="none" w:color="auto" w:sz="0" w:space="0"/>
         </w:tblBorders>
-        <w:shd w:val="clear"/>
+        <w:shd w:val="clear" w:color="auto" w:fill="auto"/>
         <w:tblLayout w:type="autofit"/>
         <w:tblCellMar>
           <w:top w:w="15" w:type="dxa"/>
@@ -1571,8 +1573,8 @@
         </w:tblCellMar>
       </w:tblPr>
       <w:tblGrid>
-        <w:gridCol w:w="2676"/>
-        <w:gridCol w:w="1309"/>
+        <w:gridCol w:w="2695"/>
+        <w:gridCol w:w="1365"/>
       </w:tblGrid>
       <w:tr>
         <w:tblPrEx>
@@ -1584,7 +1586,7 @@
             <w:insideH w:val="none" w:color="auto" w:sz="0" w:space="0"/>
             <w:insideV w:val="none" w:color="auto" w:sz="0" w:space="0"/>
           </w:tblBorders>
-          <w:shd w:val="clear"/>
+          <w:shd w:val="clear" w:color="auto" w:fill="auto"/>
           <w:tblCellMar>
             <w:top w:w="15" w:type="dxa"/>
             <w:left w:w="15" w:type="dxa"/>
@@ -1599,12 +1601,12 @@
         <w:tc>
           <w:tcPr>
             <w:tcW w:w="0" w:type="auto"/>
-            <w:shd w:val="clear"/>
+            <w:shd w:val="clear" w:color="auto" w:fill="auto"/>
             <w:vAlign w:val="center"/>
           </w:tcPr>
           <w:p>
             <w:pPr>
-              <w:pStyle w:val="5"/>
+              <w:pStyle w:val="7"/>
               <w:keepNext w:val="0"/>
               <w:keepLines w:val="0"/>
               <w:widowControl/>
@@ -1625,12 +1627,12 @@
         <w:tc>
           <w:tcPr>
             <w:tcW w:w="0" w:type="auto"/>
-            <w:shd w:val="clear"/>
+            <w:shd w:val="clear" w:color="auto" w:fill="auto"/>
             <w:vAlign w:val="center"/>
           </w:tcPr>
           <w:p>
             <w:pPr>
-              <w:pStyle w:val="5"/>
+              <w:pStyle w:val="7"/>
               <w:keepNext w:val="0"/>
               <w:keepLines w:val="0"/>
               <w:widowControl/>
@@ -1659,7 +1661,7 @@
             <w:insideH w:val="none" w:color="auto" w:sz="0" w:space="0"/>
             <w:insideV w:val="none" w:color="auto" w:sz="0" w:space="0"/>
           </w:tblBorders>
-          <w:shd w:val="clear"/>
+          <w:shd w:val="clear" w:color="auto" w:fill="auto"/>
           <w:tblCellMar>
             <w:top w:w="15" w:type="dxa"/>
             <w:left w:w="15" w:type="dxa"/>
@@ -1673,12 +1675,12 @@
         <w:tc>
           <w:tcPr>
             <w:tcW w:w="0" w:type="auto"/>
-            <w:shd w:val="clear"/>
+            <w:shd w:val="clear" w:color="auto" w:fill="auto"/>
             <w:vAlign w:val="center"/>
           </w:tcPr>
           <w:p>
             <w:pPr>
-              <w:pStyle w:val="5"/>
+              <w:pStyle w:val="7"/>
               <w:keepNext w:val="0"/>
               <w:keepLines w:val="0"/>
               <w:widowControl/>
@@ -1694,12 +1696,12 @@
         <w:tc>
           <w:tcPr>
             <w:tcW w:w="0" w:type="auto"/>
-            <w:shd w:val="clear"/>
+            <w:shd w:val="clear" w:color="auto" w:fill="auto"/>
             <w:vAlign w:val="center"/>
           </w:tcPr>
           <w:p>
             <w:pPr>
-              <w:pStyle w:val="5"/>
+              <w:pStyle w:val="7"/>
               <w:keepNext w:val="0"/>
               <w:keepLines w:val="0"/>
               <w:widowControl/>
@@ -1723,7 +1725,7 @@
             <w:insideH w:val="none" w:color="auto" w:sz="0" w:space="0"/>
             <w:insideV w:val="none" w:color="auto" w:sz="0" w:space="0"/>
           </w:tblBorders>
-          <w:shd w:val="clear"/>
+          <w:shd w:val="clear" w:color="auto" w:fill="auto"/>
           <w:tblCellMar>
             <w:top w:w="15" w:type="dxa"/>
             <w:left w:w="15" w:type="dxa"/>
@@ -1737,12 +1739,12 @@
         <w:tc>
           <w:tcPr>
             <w:tcW w:w="0" w:type="auto"/>
-            <w:shd w:val="clear"/>
+            <w:shd w:val="clear" w:color="auto" w:fill="auto"/>
             <w:vAlign w:val="center"/>
           </w:tcPr>
           <w:p>
             <w:pPr>
-              <w:pStyle w:val="5"/>
+              <w:pStyle w:val="7"/>
               <w:keepNext w:val="0"/>
               <w:keepLines w:val="0"/>
               <w:widowControl/>
@@ -1758,12 +1760,12 @@
         <w:tc>
           <w:tcPr>
             <w:tcW w:w="0" w:type="auto"/>
-            <w:shd w:val="clear"/>
+            <w:shd w:val="clear" w:color="auto" w:fill="auto"/>
             <w:vAlign w:val="center"/>
           </w:tcPr>
           <w:p>
             <w:pPr>
-              <w:pStyle w:val="5"/>
+              <w:pStyle w:val="7"/>
               <w:keepNext w:val="0"/>
               <w:keepLines w:val="0"/>
               <w:widowControl/>
@@ -1787,7 +1789,7 @@
             <w:insideH w:val="none" w:color="auto" w:sz="0" w:space="0"/>
             <w:insideV w:val="none" w:color="auto" w:sz="0" w:space="0"/>
           </w:tblBorders>
-          <w:shd w:val="clear"/>
+          <w:shd w:val="clear" w:color="auto" w:fill="auto"/>
           <w:tblCellMar>
             <w:top w:w="15" w:type="dxa"/>
             <w:left w:w="15" w:type="dxa"/>
@@ -1801,12 +1803,12 @@
         <w:tc>
           <w:tcPr>
             <w:tcW w:w="0" w:type="auto"/>
-            <w:shd w:val="clear"/>
+            <w:shd w:val="clear" w:color="auto" w:fill="auto"/>
             <w:vAlign w:val="center"/>
           </w:tcPr>
           <w:p>
             <w:pPr>
-              <w:pStyle w:val="5"/>
+              <w:pStyle w:val="7"/>
               <w:keepNext w:val="0"/>
               <w:keepLines w:val="0"/>
               <w:widowControl/>
@@ -1822,12 +1824,12 @@
         <w:tc>
           <w:tcPr>
             <w:tcW w:w="0" w:type="auto"/>
-            <w:shd w:val="clear"/>
+            <w:shd w:val="clear" w:color="auto" w:fill="auto"/>
             <w:vAlign w:val="center"/>
           </w:tcPr>
           <w:p>
             <w:pPr>
-              <w:pStyle w:val="5"/>
+              <w:pStyle w:val="7"/>
               <w:keepNext w:val="0"/>
               <w:keepLines w:val="0"/>
               <w:widowControl/>
@@ -1851,7 +1853,7 @@
             <w:insideH w:val="none" w:color="auto" w:sz="0" w:space="0"/>
             <w:insideV w:val="none" w:color="auto" w:sz="0" w:space="0"/>
           </w:tblBorders>
-          <w:shd w:val="clear"/>
+          <w:shd w:val="clear" w:color="auto" w:fill="auto"/>
           <w:tblCellMar>
             <w:top w:w="15" w:type="dxa"/>
             <w:left w:w="15" w:type="dxa"/>
@@ -1865,12 +1867,12 @@
         <w:tc>
           <w:tcPr>
             <w:tcW w:w="0" w:type="auto"/>
-            <w:shd w:val="clear"/>
+            <w:shd w:val="clear" w:color="auto" w:fill="auto"/>
             <w:vAlign w:val="center"/>
           </w:tcPr>
           <w:p>
             <w:pPr>
-              <w:pStyle w:val="5"/>
+              <w:pStyle w:val="7"/>
               <w:keepNext w:val="0"/>
               <w:keepLines w:val="0"/>
               <w:widowControl/>
@@ -1886,12 +1888,12 @@
         <w:tc>
           <w:tcPr>
             <w:tcW w:w="0" w:type="auto"/>
-            <w:shd w:val="clear"/>
+            <w:shd w:val="clear" w:color="auto" w:fill="auto"/>
             <w:vAlign w:val="center"/>
           </w:tcPr>
           <w:p>
             <w:pPr>
-              <w:pStyle w:val="5"/>
+              <w:pStyle w:val="7"/>
               <w:keepNext w:val="0"/>
               <w:keepLines w:val="0"/>
               <w:widowControl/>
@@ -1915,7 +1917,7 @@
             <w:insideH w:val="none" w:color="auto" w:sz="0" w:space="0"/>
             <w:insideV w:val="none" w:color="auto" w:sz="0" w:space="0"/>
           </w:tblBorders>
-          <w:shd w:val="clear"/>
+          <w:shd w:val="clear" w:color="auto" w:fill="auto"/>
           <w:tblCellMar>
             <w:top w:w="15" w:type="dxa"/>
             <w:left w:w="15" w:type="dxa"/>
@@ -1929,12 +1931,12 @@
         <w:tc>
           <w:tcPr>
             <w:tcW w:w="0" w:type="auto"/>
-            <w:shd w:val="clear"/>
+            <w:shd w:val="clear" w:color="auto" w:fill="auto"/>
             <w:vAlign w:val="center"/>
           </w:tcPr>
           <w:p>
             <w:pPr>
-              <w:pStyle w:val="5"/>
+              <w:pStyle w:val="7"/>
               <w:keepNext w:val="0"/>
               <w:keepLines w:val="0"/>
               <w:widowControl/>
@@ -1950,12 +1952,12 @@
         <w:tc>
           <w:tcPr>
             <w:tcW w:w="0" w:type="auto"/>
-            <w:shd w:val="clear"/>
+            <w:shd w:val="clear" w:color="auto" w:fill="auto"/>
             <w:vAlign w:val="center"/>
           </w:tcPr>
           <w:p>
             <w:pPr>
-              <w:pStyle w:val="5"/>
+              <w:pStyle w:val="7"/>
               <w:keepNext w:val="0"/>
               <w:keepLines w:val="0"/>
               <w:widowControl/>
@@ -1979,7 +1981,7 @@
             <w:insideH w:val="none" w:color="auto" w:sz="0" w:space="0"/>
             <w:insideV w:val="none" w:color="auto" w:sz="0" w:space="0"/>
           </w:tblBorders>
-          <w:shd w:val="clear"/>
+          <w:shd w:val="clear" w:color="auto" w:fill="auto"/>
           <w:tblCellMar>
             <w:top w:w="15" w:type="dxa"/>
             <w:left w:w="15" w:type="dxa"/>
@@ -1993,12 +1995,12 @@
         <w:tc>
           <w:tcPr>
             <w:tcW w:w="0" w:type="auto"/>
-            <w:shd w:val="clear"/>
+            <w:shd w:val="clear" w:color="auto" w:fill="auto"/>
             <w:vAlign w:val="center"/>
           </w:tcPr>
           <w:p>
             <w:pPr>
-              <w:pStyle w:val="5"/>
+              <w:pStyle w:val="7"/>
               <w:keepNext w:val="0"/>
               <w:keepLines w:val="0"/>
               <w:widowControl/>
@@ -2014,12 +2016,12 @@
         <w:tc>
           <w:tcPr>
             <w:tcW w:w="0" w:type="auto"/>
-            <w:shd w:val="clear"/>
+            <w:shd w:val="clear" w:color="auto" w:fill="auto"/>
             <w:vAlign w:val="center"/>
           </w:tcPr>
           <w:p>
             <w:pPr>
-              <w:pStyle w:val="5"/>
+              <w:pStyle w:val="7"/>
               <w:keepNext w:val="0"/>
               <w:keepLines w:val="0"/>
               <w:widowControl/>
@@ -2043,7 +2045,7 @@
             <w:insideH w:val="none" w:color="auto" w:sz="0" w:space="0"/>
             <w:insideV w:val="none" w:color="auto" w:sz="0" w:space="0"/>
           </w:tblBorders>
-          <w:shd w:val="clear"/>
+          <w:shd w:val="clear" w:color="auto" w:fill="auto"/>
           <w:tblCellMar>
             <w:top w:w="15" w:type="dxa"/>
             <w:left w:w="15" w:type="dxa"/>
@@ -2057,12 +2059,12 @@
         <w:tc>
           <w:tcPr>
             <w:tcW w:w="0" w:type="auto"/>
-            <w:shd w:val="clear"/>
+            <w:shd w:val="clear" w:color="auto" w:fill="auto"/>
             <w:vAlign w:val="center"/>
           </w:tcPr>
           <w:p>
             <w:pPr>
-              <w:pStyle w:val="5"/>
+              <w:pStyle w:val="7"/>
               <w:keepNext w:val="0"/>
               <w:keepLines w:val="0"/>
               <w:widowControl/>
@@ -2078,12 +2080,12 @@
         <w:tc>
           <w:tcPr>
             <w:tcW w:w="0" w:type="auto"/>
-            <w:shd w:val="clear"/>
+            <w:shd w:val="clear" w:color="auto" w:fill="auto"/>
             <w:vAlign w:val="center"/>
           </w:tcPr>
           <w:p>
             <w:pPr>
-              <w:pStyle w:val="5"/>
+              <w:pStyle w:val="7"/>
               <w:keepNext w:val="0"/>
               <w:keepLines w:val="0"/>
               <w:widowControl/>
@@ -2107,7 +2109,6 @@
             <w:insideH w:val="none" w:color="auto" w:sz="0" w:space="0"/>
             <w:insideV w:val="none" w:color="auto" w:sz="0" w:space="0"/>
           </w:tblBorders>
-          <w:shd w:val="clear"/>
           <w:tblCellMar>
             <w:top w:w="15" w:type="dxa"/>
             <w:left w:w="15" w:type="dxa"/>
@@ -2121,12 +2122,12 @@
         <w:tc>
           <w:tcPr>
             <w:tcW w:w="0" w:type="auto"/>
-            <w:shd w:val="clear"/>
+            <w:shd w:val="clear" w:color="auto" w:fill="auto"/>
             <w:vAlign w:val="center"/>
           </w:tcPr>
           <w:p>
             <w:pPr>
-              <w:pStyle w:val="5"/>
+              <w:pStyle w:val="7"/>
               <w:keepNext w:val="0"/>
               <w:keepLines w:val="0"/>
               <w:widowControl/>
@@ -2147,12 +2148,12 @@
         <w:tc>
           <w:tcPr>
             <w:tcW w:w="0" w:type="auto"/>
-            <w:shd w:val="clear"/>
+            <w:shd w:val="clear" w:color="auto" w:fill="auto"/>
             <w:vAlign w:val="center"/>
           </w:tcPr>
           <w:p>
             <w:pPr>
-              <w:pStyle w:val="5"/>
+              <w:pStyle w:val="7"/>
               <w:keepNext w:val="0"/>
               <w:keepLines w:val="0"/>
               <w:widowControl/>
@@ -2174,7 +2175,7 @@
     </w:tbl>
     <w:p>
       <w:pPr>
-        <w:pStyle w:val="5"/>
+        <w:pStyle w:val="7"/>
         <w:keepNext w:val="0"/>
         <w:keepLines w:val="0"/>
         <w:widowControl/>
@@ -2188,7 +2189,7 @@
     </w:p>
     <w:p>
       <w:pPr>
-        <w:pStyle w:val="5"/>
+        <w:pStyle w:val="7"/>
         <w:keepNext w:val="0"/>
         <w:keepLines w:val="0"/>
         <w:widowControl/>
@@ -2202,7 +2203,7 @@
     </w:p>
     <w:p>
       <w:pPr>
-        <w:pStyle w:val="5"/>
+        <w:pStyle w:val="7"/>
         <w:keepNext w:val="0"/>
         <w:keepLines w:val="0"/>
         <w:widowControl/>
@@ -2222,7 +2223,7 @@
     </w:p>
     <w:p>
       <w:pPr>
-        <w:pStyle w:val="5"/>
+        <w:pStyle w:val="7"/>
         <w:keepNext w:val="0"/>
         <w:keepLines w:val="0"/>
         <w:widowControl/>
@@ -2243,7 +2244,7 @@
     </w:p>
     <w:p>
       <w:pPr>
-        <w:pStyle w:val="5"/>
+        <w:pStyle w:val="7"/>
         <w:keepNext w:val="0"/>
         <w:keepLines w:val="0"/>
         <w:widowControl/>
@@ -2255,7 +2256,7 @@
     </w:p>
     <w:p>
       <w:pPr>
-        <w:pStyle w:val="5"/>
+        <w:pStyle w:val="7"/>
         <w:keepNext w:val="0"/>
         <w:keepLines w:val="0"/>
         <w:widowControl/>
@@ -2267,7 +2268,7 @@
     </w:p>
     <w:p>
       <w:pPr>
-        <w:pStyle w:val="5"/>
+        <w:pStyle w:val="7"/>
         <w:keepNext w:val="0"/>
         <w:keepLines w:val="0"/>
         <w:widowControl/>
@@ -2279,7 +2280,7 @@
     </w:p>
     <w:p>
       <w:pPr>
-        <w:pStyle w:val="5"/>
+        <w:pStyle w:val="7"/>
         <w:keepNext w:val="0"/>
         <w:keepLines w:val="0"/>
         <w:widowControl/>
@@ -2293,7 +2294,7 @@
     </w:p>
     <w:p>
       <w:pPr>
-        <w:pStyle w:val="5"/>
+        <w:pStyle w:val="7"/>
         <w:keepNext w:val="0"/>
         <w:keepLines w:val="0"/>
         <w:widowControl/>
@@ -2313,7 +2314,7 @@
     </w:p>
     <w:p>
       <w:pPr>
-        <w:pStyle w:val="5"/>
+        <w:pStyle w:val="7"/>
         <w:keepNext w:val="0"/>
         <w:keepLines w:val="0"/>
         <w:widowControl/>
@@ -2325,7 +2326,7 @@
     </w:p>
     <w:p>
       <w:pPr>
-        <w:pStyle w:val="5"/>
+        <w:pStyle w:val="7"/>
         <w:keepNext w:val="0"/>
         <w:keepLines w:val="0"/>
         <w:widowControl/>
@@ -2337,7 +2338,7 @@
     </w:p>
     <w:p>
       <w:pPr>
-        <w:pStyle w:val="5"/>
+        <w:pStyle w:val="7"/>
         <w:keepNext w:val="0"/>
         <w:keepLines w:val="0"/>
         <w:widowControl/>
@@ -2349,7 +2350,7 @@
     </w:p>
     <w:p>
       <w:pPr>
-        <w:pStyle w:val="5"/>
+        <w:pStyle w:val="7"/>
         <w:keepNext w:val="0"/>
         <w:keepLines w:val="0"/>
         <w:widowControl/>
@@ -2361,7 +2362,7 @@
     </w:p>
     <w:p>
       <w:pPr>
-        <w:pStyle w:val="5"/>
+        <w:pStyle w:val="7"/>
         <w:keepNext w:val="0"/>
         <w:keepLines w:val="0"/>
         <w:widowControl/>
@@ -2373,7 +2374,7 @@
     </w:p>
     <w:p>
       <w:pPr>
-        <w:pStyle w:val="5"/>
+        <w:pStyle w:val="7"/>
         <w:keepNext w:val="0"/>
         <w:keepLines w:val="0"/>
         <w:widowControl/>
@@ -2385,7 +2386,7 @@
     </w:p>
     <w:p>
       <w:pPr>
-        <w:pStyle w:val="5"/>
+        <w:pStyle w:val="7"/>
         <w:keepNext w:val="0"/>
         <w:keepLines w:val="0"/>
         <w:widowControl/>
@@ -2397,7 +2398,7 @@
     </w:p>
     <w:p>
       <w:pPr>
-        <w:pStyle w:val="5"/>
+        <w:pStyle w:val="7"/>
         <w:keepNext w:val="0"/>
         <w:keepLines w:val="0"/>
         <w:widowControl/>
@@ -2409,7 +2410,7 @@
     </w:p>
     <w:p>
       <w:pPr>
-        <w:pStyle w:val="5"/>
+        <w:pStyle w:val="7"/>
         <w:keepNext w:val="0"/>
         <w:keepLines w:val="0"/>
         <w:widowControl/>
@@ -2421,7 +2422,7 @@
     </w:p>
     <w:p>
       <w:pPr>
-        <w:pStyle w:val="5"/>
+        <w:pStyle w:val="7"/>
         <w:keepNext w:val="0"/>
         <w:keepLines w:val="0"/>
         <w:widowControl/>
@@ -2433,7 +2434,7 @@
     </w:p>
     <w:p>
       <w:pPr>
-        <w:pStyle w:val="5"/>
+        <w:pStyle w:val="7"/>
         <w:keepNext w:val="0"/>
         <w:keepLines w:val="0"/>
         <w:widowControl/>
@@ -2447,7 +2448,7 @@
     </w:p>
     <w:p>
       <w:pPr>
-        <w:pStyle w:val="5"/>
+        <w:pStyle w:val="7"/>
         <w:keepNext w:val="0"/>
         <w:keepLines w:val="0"/>
         <w:widowControl/>
@@ -2467,7 +2468,7 @@
     </w:p>
     <w:p>
       <w:pPr>
-        <w:pStyle w:val="5"/>
+        <w:pStyle w:val="7"/>
         <w:keepNext w:val="0"/>
         <w:keepLines w:val="0"/>
         <w:widowControl/>
@@ -2479,7 +2480,7 @@
     </w:p>
     <w:p>
       <w:pPr>
-        <w:pStyle w:val="5"/>
+        <w:pStyle w:val="7"/>
         <w:keepNext w:val="0"/>
         <w:keepLines w:val="0"/>
         <w:widowControl/>
@@ -2491,7 +2492,7 @@
     </w:p>
     <w:p>
       <w:pPr>
-        <w:pStyle w:val="5"/>
+        <w:pStyle w:val="7"/>
         <w:keepNext w:val="0"/>
         <w:keepLines w:val="0"/>
         <w:widowControl/>
@@ -2503,7 +2504,7 @@
     </w:p>
     <w:p>
       <w:pPr>
-        <w:pStyle w:val="5"/>
+        <w:pStyle w:val="7"/>
         <w:keepNext w:val="0"/>
         <w:keepLines w:val="0"/>
         <w:widowControl/>
@@ -2520,7 +2521,7 @@
     </w:p>
     <w:p>
       <w:pPr>
-        <w:pStyle w:val="5"/>
+        <w:pStyle w:val="7"/>
         <w:keepNext w:val="0"/>
         <w:keepLines w:val="0"/>
         <w:widowControl/>
@@ -2532,7 +2533,7 @@
     </w:p>
     <w:p>
       <w:pPr>
-        <w:pStyle w:val="5"/>
+        <w:pStyle w:val="7"/>
         <w:keepNext w:val="0"/>
         <w:keepLines w:val="0"/>
         <w:widowControl/>
@@ -2544,7 +2545,7 @@
     </w:p>
     <w:p>
       <w:pPr>
-        <w:pStyle w:val="5"/>
+        <w:pStyle w:val="7"/>
         <w:keepNext w:val="0"/>
         <w:keepLines w:val="0"/>
         <w:widowControl/>
@@ -2556,7 +2557,7 @@
     </w:p>
     <w:p>
       <w:pPr>
-        <w:pStyle w:val="5"/>
+        <w:pStyle w:val="7"/>
         <w:keepNext w:val="0"/>
         <w:keepLines w:val="0"/>
         <w:widowControl/>
@@ -2568,7 +2569,7 @@
     </w:p>
     <w:p>
       <w:pPr>
-        <w:pStyle w:val="5"/>
+        <w:pStyle w:val="7"/>
         <w:keepNext w:val="0"/>
         <w:keepLines w:val="0"/>
         <w:widowControl/>
@@ -2585,7 +2586,7 @@
     </w:p>
     <w:p>
       <w:pPr>
-        <w:pStyle w:val="5"/>
+        <w:pStyle w:val="7"/>
         <w:keepNext w:val="0"/>
         <w:keepLines w:val="0"/>
         <w:widowControl/>
@@ -2597,7 +2598,7 @@
     </w:p>
     <w:p>
       <w:pPr>
-        <w:pStyle w:val="5"/>
+        <w:pStyle w:val="7"/>
         <w:keepNext w:val="0"/>
         <w:keepLines w:val="0"/>
         <w:widowControl/>
@@ -2609,7 +2610,7 @@
     </w:p>
     <w:p>
       <w:pPr>
-        <w:pStyle w:val="5"/>
+        <w:pStyle w:val="7"/>
         <w:keepNext w:val="0"/>
         <w:keepLines w:val="0"/>
         <w:widowControl/>
@@ -2621,7 +2622,7 @@
     </w:p>
     <w:p>
       <w:pPr>
-        <w:pStyle w:val="5"/>
+        <w:pStyle w:val="7"/>
         <w:keepNext w:val="0"/>
         <w:keepLines w:val="0"/>
         <w:widowControl/>
@@ -2633,7 +2634,7 @@
     </w:p>
     <w:p>
       <w:pPr>
-        <w:pStyle w:val="5"/>
+        <w:pStyle w:val="7"/>
         <w:keepNext w:val="0"/>
         <w:keepLines w:val="0"/>
         <w:widowControl/>
@@ -2645,7 +2646,7 @@
     </w:p>
     <w:p>
       <w:pPr>
-        <w:pStyle w:val="5"/>
+        <w:pStyle w:val="7"/>
         <w:keepNext w:val="0"/>
         <w:keepLines w:val="0"/>
         <w:widowControl/>
@@ -2663,7 +2664,7 @@
     </w:p>
     <w:p>
       <w:pPr>
-        <w:pStyle w:val="5"/>
+        <w:pStyle w:val="7"/>
         <w:keepNext w:val="0"/>
         <w:keepLines w:val="0"/>
         <w:widowControl/>
@@ -2675,7 +2676,7 @@
     </w:p>
     <w:p>
       <w:pPr>
-        <w:pStyle w:val="5"/>
+        <w:pStyle w:val="7"/>
         <w:keepNext w:val="0"/>
         <w:keepLines w:val="0"/>
         <w:widowControl/>
@@ -2687,7 +2688,7 @@
     </w:p>
     <w:p>
       <w:pPr>
-        <w:pStyle w:val="5"/>
+        <w:pStyle w:val="7"/>
         <w:keepNext w:val="0"/>
         <w:keepLines w:val="0"/>
         <w:widowControl/>
@@ -2698,7 +2699,7 @@
       </w:r>
       <w:r>
         <w:rPr>
-          <w:rStyle w:val="4"/>
+          <w:rStyle w:val="6"/>
         </w:rPr>
         <w:t>Page Object Model</w:t>
       </w:r>
@@ -2708,7 +2709,7 @@
     </w:p>
     <w:p>
       <w:pPr>
-        <w:pStyle w:val="5"/>
+        <w:pStyle w:val="7"/>
         <w:keepNext w:val="0"/>
         <w:keepLines w:val="0"/>
         <w:widowControl/>
@@ -2720,7 +2721,7 @@
     </w:p>
     <w:p>
       <w:pPr>
-        <w:pStyle w:val="5"/>
+        <w:pStyle w:val="7"/>
         <w:keepNext w:val="0"/>
         <w:keepLines w:val="0"/>
         <w:widowControl/>
@@ -2732,7 +2733,7 @@
     </w:p>
     <w:p>
       <w:pPr>
-        <w:pStyle w:val="5"/>
+        <w:pStyle w:val="7"/>
         <w:keepNext w:val="0"/>
         <w:keepLines w:val="0"/>
         <w:widowControl/>
@@ -2744,7 +2745,7 @@
     </w:p>
     <w:p>
       <w:pPr>
-        <w:pStyle w:val="5"/>
+        <w:pStyle w:val="7"/>
         <w:keepNext w:val="0"/>
         <w:keepLines w:val="0"/>
         <w:widowControl/>
@@ -2755,7 +2756,7 @@
       </w:r>
       <w:r>
         <w:rPr>
-          <w:rStyle w:val="4"/>
+          <w:rStyle w:val="6"/>
         </w:rPr>
         <w:t>BasePage</w:t>
       </w:r>
@@ -2765,7 +2766,7 @@
     </w:p>
     <w:p>
       <w:pPr>
-        <w:pStyle w:val="5"/>
+        <w:pStyle w:val="7"/>
         <w:keepNext w:val="0"/>
         <w:keepLines w:val="0"/>
         <w:widowControl/>
@@ -2776,7 +2777,7 @@
       </w:r>
       <w:r>
         <w:rPr>
-          <w:rStyle w:val="4"/>
+          <w:rStyle w:val="6"/>
         </w:rPr>
         <w:t>BaseTest</w:t>
       </w:r>
@@ -2786,7 +2787,7 @@
     </w:p>
     <w:p>
       <w:pPr>
-        <w:pStyle w:val="5"/>
+        <w:pStyle w:val="7"/>
         <w:keepNext w:val="0"/>
         <w:keepLines w:val="0"/>
         <w:widowControl/>
@@ -2797,7 +2798,7 @@
       </w:r>
       <w:r>
         <w:rPr>
-          <w:rStyle w:val="4"/>
+          <w:rStyle w:val="6"/>
         </w:rPr>
         <w:t>DriverFactory</w:t>
       </w:r>
@@ -2807,7 +2808,7 @@
     </w:p>
     <w:p>
       <w:pPr>
-        <w:pStyle w:val="5"/>
+        <w:pStyle w:val="7"/>
         <w:keepNext w:val="0"/>
         <w:keepLines w:val="0"/>
         <w:widowControl/>
@@ -2818,7 +2819,7 @@
       </w:r>
       <w:r>
         <w:rPr>
-          <w:rStyle w:val="4"/>
+          <w:rStyle w:val="6"/>
         </w:rPr>
         <w:t>config.properties</w:t>
       </w:r>
@@ -2827,7 +2828,7 @@
       </w:r>
       <w:r>
         <w:rPr>
-          <w:rStyle w:val="4"/>
+          <w:rStyle w:val="6"/>
         </w:rPr>
         <w:t>testng.xml</w:t>
       </w:r>
@@ -2837,7 +2838,7 @@
     </w:p>
     <w:p>
       <w:pPr>
-        <w:pStyle w:val="5"/>
+        <w:pStyle w:val="7"/>
         <w:keepNext w:val="0"/>
         <w:keepLines w:val="0"/>
         <w:widowControl/>
@@ -2848,9 +2849,1454 @@
       </w:r>
     </w:p>
     <w:p>
+      <w:r>
+        <w:br w:type="page"/>
+      </w:r>
+    </w:p>
+    <w:p>
+      <w:pPr>
+        <w:pStyle w:val="3"/>
+        <w:keepNext w:val="0"/>
+        <w:keepLines w:val="0"/>
+        <w:widowControl/>
+        <w:suppressLineNumbers w:val="0"/>
+      </w:pPr>
+      <w:r>
+        <w:t>5. Параллельное и распределённое выполнение тестов</w:t>
+      </w:r>
+    </w:p>
+    <w:p>
+      <w:pPr>
+        <w:pStyle w:val="7"/>
+        <w:keepNext w:val="0"/>
+        <w:keepLines w:val="0"/>
+        <w:widowControl/>
+        <w:suppressLineNumbers w:val="0"/>
+      </w:pPr>
+      <w:r>
+        <w:t>Одной из основных задач проекта было сокращение времени выполнения регрессионного тестирования.</w:t>
+      </w:r>
+    </w:p>
+    <w:p>
+      <w:pPr>
+        <w:pStyle w:val="7"/>
+        <w:keepNext w:val="0"/>
+        <w:keepLines w:val="0"/>
+        <w:widowControl/>
+        <w:suppressLineNumbers w:val="0"/>
+      </w:pPr>
+      <w:r>
+        <w:t>При последовательном запуске каждый тест выполняется отдельно, поэтому с ростом количества сценариев время проверки приложения значительно увеличивается.</w:t>
+      </w:r>
+    </w:p>
+    <w:p>
+      <w:pPr>
+        <w:pStyle w:val="7"/>
+        <w:keepNext w:val="0"/>
+        <w:keepLines w:val="0"/>
+        <w:widowControl/>
+        <w:suppressLineNumbers w:val="0"/>
+      </w:pPr>
+      <w:r>
+        <w:t>Для решения данной проблемы в разработанном фреймворке реализована поддержка параллельного и распределённого выполнения тестов на базе Selenium Grid.</w:t>
+      </w:r>
+    </w:p>
+    <w:p>
+      <w:pPr>
+        <w:pStyle w:val="7"/>
+        <w:keepNext w:val="0"/>
+        <w:keepLines w:val="0"/>
+        <w:widowControl/>
+        <w:suppressLineNumbers w:val="0"/>
+      </w:pPr>
+      <w:r>
+        <w:t xml:space="preserve">Архитектура Selenium Grid включает центральный сервер управления — </w:t>
+      </w:r>
+      <w:r>
+        <w:rPr>
+          <w:rStyle w:val="6"/>
+        </w:rPr>
+        <w:t>Hub</w:t>
+      </w:r>
+      <w:r>
+        <w:t xml:space="preserve"> — и набор исполнительных узлов </w:t>
+      </w:r>
+      <w:r>
+        <w:rPr>
+          <w:rStyle w:val="6"/>
+        </w:rPr>
+        <w:t>browser-node</w:t>
+      </w:r>
+      <w:r>
+        <w:t>.</w:t>
+      </w:r>
+    </w:p>
+    <w:p>
+      <w:pPr>
+        <w:pStyle w:val="7"/>
+        <w:keepNext w:val="0"/>
+        <w:keepLines w:val="0"/>
+        <w:widowControl/>
+        <w:suppressLineNumbers w:val="0"/>
+      </w:pPr>
+      <w:r>
+        <w:t>В разработанном решении browser-node развёрнуты в Docker-контейнерах и содержат браузеры Google Chrome и Mozilla Firefox.</w:t>
+      </w:r>
+    </w:p>
+    <w:p>
+      <w:pPr>
+        <w:pStyle w:val="7"/>
+        <w:keepNext w:val="0"/>
+        <w:keepLines w:val="0"/>
+        <w:widowControl/>
+        <w:suppressLineNumbers w:val="0"/>
+      </w:pPr>
+      <w:r>
+        <w:t xml:space="preserve">Тестовые сценарии не взаимодействуют с браузерами напрямую. Для подключения используется </w:t>
+      </w:r>
+      <w:r>
+        <w:rPr>
+          <w:rStyle w:val="6"/>
+        </w:rPr>
+        <w:t>RemoteWebDriver</w:t>
+      </w:r>
+      <w:r>
+        <w:t>, который отправляет команды в Selenium Hub. После получения запроса Hub автоматически распределяет браузерные сессии между доступными узлами инфраструктуры.</w:t>
+      </w:r>
+    </w:p>
+    <w:p>
+      <w:pPr>
+        <w:pStyle w:val="7"/>
+        <w:keepNext w:val="0"/>
+        <w:keepLines w:val="0"/>
+        <w:widowControl/>
+        <w:suppressLineNumbers w:val="0"/>
+      </w:pPr>
+      <w:r>
+        <w:t xml:space="preserve">Для организации параллельного выполнения используется фреймворк TestNG. В конфигурационном файле </w:t>
+      </w:r>
+      <w:r>
+        <w:rPr>
+          <w:rStyle w:val="6"/>
+        </w:rPr>
+        <w:t>testng.xml</w:t>
+      </w:r>
+      <w:r>
+        <w:t xml:space="preserve"> задаются параметры parallel execution и количество одновременно работающих потоков через параметр </w:t>
+      </w:r>
+      <w:r>
+        <w:rPr>
+          <w:rStyle w:val="6"/>
+        </w:rPr>
+        <w:t>thread-count</w:t>
+      </w:r>
+      <w:r>
+        <w:t>.</w:t>
+      </w:r>
+    </w:p>
+    <w:p>
+      <w:pPr>
+        <w:pStyle w:val="7"/>
+        <w:keepNext w:val="0"/>
+        <w:keepLines w:val="0"/>
+        <w:widowControl/>
+        <w:suppressLineNumbers w:val="0"/>
+      </w:pPr>
+      <w:r>
+        <w:t>Одной из важных задач при реализации параллелизма является обеспечение потокобезопасности работы WebDriver.</w:t>
+      </w:r>
+    </w:p>
+    <w:p>
+      <w:pPr>
+        <w:pStyle w:val="7"/>
+        <w:keepNext w:val="0"/>
+        <w:keepLines w:val="0"/>
+        <w:widowControl/>
+        <w:suppressLineNumbers w:val="0"/>
+      </w:pPr>
+      <w:r>
+        <w:t xml:space="preserve">Для этого в проекте используется механизм </w:t>
+      </w:r>
+      <w:r>
+        <w:rPr>
+          <w:rStyle w:val="6"/>
+        </w:rPr>
+        <w:t>ThreadLocal&lt;WebDriver&gt;</w:t>
+      </w:r>
+      <w:r>
+        <w:t>, который создаёт отдельный экземпляр драйвера для каждого потока выполнения. Благодаря этому каждый тест работает в собственной browser-session и не влияет на выполнение других тестов.</w:t>
+      </w:r>
+    </w:p>
+    <w:p>
+      <w:pPr>
+        <w:pStyle w:val="7"/>
+        <w:keepNext w:val="0"/>
+        <w:keepLines w:val="0"/>
+        <w:widowControl/>
+        <w:suppressLineNumbers w:val="0"/>
+      </w:pPr>
+      <w:r>
+        <w:t>Дополнительно для контейнеризации тестовой инфраструктуры используется Docker.</w:t>
+      </w:r>
+    </w:p>
+    <w:p>
+      <w:pPr>
+        <w:pStyle w:val="7"/>
+        <w:keepNext w:val="0"/>
+        <w:keepLines w:val="0"/>
+        <w:widowControl/>
+        <w:suppressLineNumbers w:val="0"/>
+      </w:pPr>
+      <w:r>
+        <w:t>Применение Docker обеспечивает воспроизводимость среды выполнения, изоляцию браузерных сессий и упрощает развёртывание тестовой инфраструктуры на различных машинах и CI/CD-серверах.</w:t>
+      </w:r>
+    </w:p>
+    <w:p>
+      <w:pPr>
+        <w:pStyle w:val="7"/>
+        <w:keepNext w:val="0"/>
+        <w:keepLines w:val="0"/>
+        <w:widowControl/>
+        <w:suppressLineNumbers w:val="0"/>
+      </w:pPr>
+      <w:r>
+        <w:t>Важным преимуществом разработанного решения является возможность масштабирования. При необходимости можно увеличить количество browser-node в Selenium Grid без изменения тестового кода, что позволяет дополнительно сократить время выполнения тестового набора.</w:t>
+      </w:r>
+    </w:p>
+    <w:p>
+      <w:pPr>
+        <w:pStyle w:val="7"/>
+        <w:keepNext w:val="0"/>
+        <w:keepLines w:val="0"/>
+        <w:widowControl/>
+        <w:suppressLineNumbers w:val="0"/>
+      </w:pPr>
+      <w:r>
+        <w:t>Таким образом, использование Selenium Grid, Docker, TestNG и ThreadLocal позволило реализовать масштабируемую инфраструктуру автоматизированного тестирования, поддерживающую эффективное параллельное выполнение UI-тестов.</w:t>
+      </w:r>
+    </w:p>
+    <w:p/>
+    <w:p>
+      <w:r>
+        <w:br w:type="page"/>
+      </w:r>
+    </w:p>
+    <w:p>
+      <w:pPr>
+        <w:pStyle w:val="3"/>
+        <w:keepNext w:val="0"/>
+        <w:keepLines w:val="0"/>
+        <w:widowControl/>
+        <w:suppressLineNumbers w:val="0"/>
+      </w:pPr>
+      <w:r>
+        <w:t>6. Реализованные тесты и результаты</w:t>
+      </w:r>
+    </w:p>
+    <w:p>
+      <w:pPr>
+        <w:pStyle w:val="7"/>
+        <w:keepNext w:val="0"/>
+        <w:keepLines w:val="0"/>
+        <w:widowControl/>
+        <w:suppressLineNumbers w:val="0"/>
+      </w:pPr>
+      <w:r>
+        <w:t>После разработки архитектуры и настройки инфраструктуры была выполнена реализация автоматизированных UI-тестов для веб-приложения SauceDemo.</w:t>
+      </w:r>
+    </w:p>
+    <w:p>
+      <w:pPr>
+        <w:pStyle w:val="7"/>
+        <w:keepNext w:val="0"/>
+        <w:keepLines w:val="0"/>
+        <w:widowControl/>
+        <w:suppressLineNumbers w:val="0"/>
+      </w:pPr>
+      <w:r>
+        <w:t>В рамках проекта были автоматизированы основные пользовательские сценарии, включая авторизацию пользователей, работу с каталогом товаров, управление корзиной и оформление заказа.</w:t>
+      </w:r>
+    </w:p>
+    <w:p>
+      <w:pPr>
+        <w:pStyle w:val="7"/>
+        <w:keepNext w:val="0"/>
+        <w:keepLines w:val="0"/>
+        <w:widowControl/>
+        <w:suppressLineNumbers w:val="0"/>
+      </w:pPr>
+      <w:r>
+        <w:t>Тестовые сценарии реализованы с использованием Page Object Model, что позволило обеспечить их читаемость и упростить дальнейшее сопровождение.</w:t>
+      </w:r>
+    </w:p>
+    <w:p>
+      <w:pPr>
+        <w:pStyle w:val="7"/>
+        <w:keepNext w:val="0"/>
+        <w:keepLines w:val="0"/>
+        <w:widowControl/>
+        <w:suppressLineNumbers w:val="0"/>
+      </w:pPr>
+      <w:r>
+        <w:t>Запуск тестов выполнялся через Selenium Grid в браузерах Google Chrome и Mozilla Firefox, что позволило проверить корректность работы фреймворка в условиях кроссбраузерного тестирования.</w:t>
+      </w:r>
+    </w:p>
+    <w:p>
+      <w:pPr>
+        <w:pStyle w:val="7"/>
+        <w:keepNext w:val="0"/>
+        <w:keepLines w:val="0"/>
+        <w:widowControl/>
+        <w:suppressLineNumbers w:val="0"/>
+      </w:pPr>
+      <w:r>
+        <w:t>Для анализа результатов была выполнена интеграция с системой отчётности Allure Reports.</w:t>
+      </w:r>
+    </w:p>
+    <w:p>
+      <w:pPr>
+        <w:pStyle w:val="7"/>
+        <w:keepNext w:val="0"/>
+        <w:keepLines w:val="0"/>
+        <w:widowControl/>
+        <w:suppressLineNumbers w:val="0"/>
+      </w:pPr>
+      <w:r>
+        <w:t>Сформированные отчёты содержат информацию о выполненных тестах, статусах прохождения, времени выполнения сценариев, а также сведения об ошибках и этапах выполнения тестов. При возникновении сбоев в отчёты автоматически добавляются данные, необходимые для последующего анализа причин ошибки.</w:t>
+      </w:r>
+    </w:p>
+    <w:p>
+      <w:pPr>
+        <w:pStyle w:val="7"/>
+        <w:keepNext w:val="0"/>
+        <w:keepLines w:val="0"/>
+        <w:widowControl/>
+        <w:suppressLineNumbers w:val="0"/>
+      </w:pPr>
+      <w:r>
+        <w:t>Проведённое тестирование подтвердило корректность работы разработанного фреймворка и возможность его использования для автоматизации проверки веб-приложений.</w:t>
+      </w:r>
+    </w:p>
+    <w:p>
+      <w:pPr>
+        <w:pStyle w:val="7"/>
+        <w:keepNext w:val="0"/>
+        <w:keepLines w:val="0"/>
+        <w:widowControl/>
+        <w:suppressLineNumbers w:val="0"/>
+      </w:pPr>
+      <w:r>
+        <w:t>Кроме того, применение параллельного выполнения тестов позволило сократить общее время прохождения тестового набора по сравнению с последовательным запуском, что подтверждает эффективность выбранных архитектурных решений.</w:t>
+      </w:r>
+    </w:p>
+    <w:p/>
+    <w:p/>
+    <w:p>
+      <w:r>
+        <w:br w:type="page"/>
+      </w:r>
+    </w:p>
+    <w:p>
+      <w:pPr>
+        <w:pStyle w:val="7"/>
+        <w:keepNext w:val="0"/>
+        <w:keepLines w:val="0"/>
+        <w:widowControl/>
+        <w:suppressLineNumbers w:val="0"/>
+      </w:pPr>
+      <w:r>
+        <w:t>В результате выполнения выпускной квалификационной работы был разработан фреймворк автоматизации UI-тестирования веб-приложений на языке Java с использованием Selenium WebDriver, TestNG, Selenium Grid и Docker.</w:t>
+      </w:r>
+    </w:p>
+    <w:p>
+      <w:pPr>
+        <w:pStyle w:val="7"/>
+        <w:keepNext w:val="0"/>
+        <w:keepLines w:val="0"/>
+        <w:widowControl/>
+        <w:suppressLineNumbers w:val="0"/>
+      </w:pPr>
+      <w:r>
+        <w:t>В рамках проекта была спроектирована и реализована модульная архитектура фреймворка, основанная на использовании шаблона Page Object Model. Также были реализованы централизованное управление WebDriver, поддержка параллельного и распределённого выполнения тестов, а также механизм формирования отчётности на базе Allure Reports.</w:t>
+      </w:r>
+    </w:p>
+    <w:p>
+      <w:pPr>
+        <w:pStyle w:val="7"/>
+        <w:keepNext w:val="0"/>
+        <w:keepLines w:val="0"/>
+        <w:widowControl/>
+        <w:suppressLineNumbers w:val="0"/>
+      </w:pPr>
+      <w:r>
+        <w:t>Разработанное решение обеспечивает удобство сопровождения тестов, возможность масштабирования инфраструктуры и повторного использования основных компонентов фреймворка. При необходимости адаптация к другим веб-приложениям может быть выполнена за счёт добавления новых Page Object компонентов и тестовых сценариев без изменения ядра системы.</w:t>
+      </w:r>
+    </w:p>
+    <w:p>
+      <w:pPr>
+        <w:pStyle w:val="7"/>
+        <w:keepNext w:val="0"/>
+        <w:keepLines w:val="0"/>
+        <w:widowControl/>
+        <w:suppressLineNumbers w:val="0"/>
+      </w:pPr>
+      <w:r>
+        <w:t>Таким образом, поставленная цель разработки фреймворка автоматизации UI-тестирования была достигнута, а все поставленные задачи выполнены в полном объёме.</w:t>
+      </w:r>
+    </w:p>
+    <w:p>
+      <w:pPr>
+        <w:pStyle w:val="7"/>
+        <w:keepNext w:val="0"/>
+        <w:keepLines w:val="0"/>
+        <w:widowControl/>
+        <w:suppressLineNumbers w:val="0"/>
+      </w:pPr>
+      <w:r>
+        <w:rPr>
+          <w:rStyle w:val="6"/>
+        </w:rPr>
+        <w:t>Спасибо за внимание. Готов ответить на вопросы</w:t>
+      </w:r>
+    </w:p>
+    <w:p>
+      <w:r>
+        <w:br w:type="page"/>
+      </w:r>
+    </w:p>
+    <w:p>
+      <w:pPr>
+        <w:pStyle w:val="2"/>
+        <w:keepNext w:val="0"/>
+        <w:keepLines w:val="0"/>
+        <w:widowControl/>
+        <w:suppressLineNumbers w:val="0"/>
+      </w:pPr>
+      <w:r>
+        <w:t>Слайд 1. Тема и актуальность</w:t>
+      </w:r>
+    </w:p>
+    <w:p>
+      <w:pPr>
+        <w:pStyle w:val="7"/>
+        <w:keepNext w:val="0"/>
+        <w:keepLines w:val="0"/>
+        <w:widowControl/>
+        <w:suppressLineNumbers w:val="0"/>
+      </w:pPr>
+      <w:r>
+        <w:rPr>
+          <w:rStyle w:val="6"/>
+        </w:rPr>
+        <w:t>Что говорить:</w:t>
+      </w:r>
+    </w:p>
+    <w:p>
+      <w:pPr>
+        <w:pStyle w:val="7"/>
+        <w:keepNext w:val="0"/>
+        <w:keepLines w:val="0"/>
+        <w:widowControl/>
+        <w:suppressLineNumbers w:val="0"/>
+      </w:pPr>
+      <w:r>
+        <w:t>«Здравствуйте, уважаемые члены комиссии.</w:t>
+      </w:r>
+    </w:p>
+    <w:p>
+      <w:pPr>
+        <w:pStyle w:val="7"/>
+        <w:keepNext w:val="0"/>
+        <w:keepLines w:val="0"/>
+        <w:widowControl/>
+        <w:suppressLineNumbers w:val="0"/>
+      </w:pPr>
+      <w:r>
+        <w:t>Тема моей выпускной квалификационной работы — разработка фреймворка автоматизации UI-тестирования веб-приложений на Java.</w:t>
+      </w:r>
+    </w:p>
+    <w:p>
+      <w:pPr>
+        <w:pStyle w:val="7"/>
+        <w:keepNext w:val="0"/>
+        <w:keepLines w:val="0"/>
+        <w:widowControl/>
+        <w:suppressLineNumbers w:val="0"/>
+      </w:pPr>
+      <w:r>
+        <w:t>Актуальность работы обусловлена тем, что современные веб-приложения постоянно изменяются: добавляется новый функционал, исправляются ошибки, изменяется по</w:t>
+      </w:r>
       <w:bookmarkStart w:id="0" w:name="_GoBack"/>
       <w:bookmarkEnd w:id="0"/>
-    </w:p>
+      <w:r>
+        <w:t>льзовательский интерфейс. В таких условиях ручное регрессионное тестирование требует значительных временных затрат.</w:t>
+      </w:r>
+    </w:p>
+    <w:p>
+      <w:pPr>
+        <w:pStyle w:val="7"/>
+        <w:keepNext w:val="0"/>
+        <w:keepLines w:val="0"/>
+        <w:widowControl/>
+        <w:suppressLineNumbers w:val="0"/>
+      </w:pPr>
+      <w:r>
+        <w:t>Поэтому всё большую роль играет автоматизация тестирования, позволяющая ускорить проверки, повысить стабильность тестового процесса и сократить влияние человеческого фактора.»</w:t>
+      </w:r>
+    </w:p>
+    <w:p>
+      <w:pPr>
+        <w:keepNext w:val="0"/>
+        <w:keepLines w:val="0"/>
+        <w:widowControl/>
+        <w:suppressLineNumbers w:val="0"/>
+      </w:pPr>
+      <w:r>
+        <w:pict>
+          <v:rect id="_x0000_i1025" o:spt="1" style="height:1.5pt;width:432pt;" fillcolor="#A0A0A0" filled="t" stroked="f" coordsize="21600,21600" o:hr="t" o:hrstd="t" o:hralign="center">
+            <v:path/>
+            <v:fill on="t" focussize="0,0"/>
+            <v:stroke on="f"/>
+            <v:imagedata o:title=""/>
+            <o:lock v:ext="edit"/>
+            <w10:wrap type="none"/>
+            <w10:anchorlock/>
+          </v:rect>
+        </w:pict>
+      </w:r>
+    </w:p>
+    <w:p>
+      <w:pPr>
+        <w:pStyle w:val="2"/>
+        <w:keepNext w:val="0"/>
+        <w:keepLines w:val="0"/>
+        <w:widowControl/>
+        <w:suppressLineNumbers w:val="0"/>
+      </w:pPr>
+      <w:r>
+        <w:t>Слайд 2. Цель и задачи проекта</w:t>
+      </w:r>
+    </w:p>
+    <w:p>
+      <w:pPr>
+        <w:pStyle w:val="7"/>
+        <w:keepNext w:val="0"/>
+        <w:keepLines w:val="0"/>
+        <w:widowControl/>
+        <w:suppressLineNumbers w:val="0"/>
+      </w:pPr>
+      <w:r>
+        <w:rPr>
+          <w:rStyle w:val="6"/>
+        </w:rPr>
+        <w:t>Что говорить:</w:t>
+      </w:r>
+    </w:p>
+    <w:p>
+      <w:pPr>
+        <w:pStyle w:val="7"/>
+        <w:keepNext w:val="0"/>
+        <w:keepLines w:val="0"/>
+        <w:widowControl/>
+        <w:suppressLineNumbers w:val="0"/>
+      </w:pPr>
+      <w:r>
+        <w:t>«Целью работы являлась разработка фреймворка автоматизации UI-тестирования веб-приложений на языке Java с поддержкой параллельного и распределённого выполнения тестов.</w:t>
+      </w:r>
+    </w:p>
+    <w:p>
+      <w:pPr>
+        <w:pStyle w:val="7"/>
+        <w:keepNext w:val="0"/>
+        <w:keepLines w:val="0"/>
+        <w:widowControl/>
+        <w:suppressLineNumbers w:val="0"/>
+      </w:pPr>
+      <w:r>
+        <w:t>Для достижения данной цели были поставлены следующие задачи:</w:t>
+      </w:r>
+    </w:p>
+    <w:p>
+      <w:pPr>
+        <w:keepNext w:val="0"/>
+        <w:keepLines w:val="0"/>
+        <w:widowControl/>
+        <w:numPr>
+          <w:ilvl w:val="0"/>
+          <w:numId w:val="4"/>
+        </w:numPr>
+        <w:suppressLineNumbers w:val="0"/>
+        <w:spacing w:before="0" w:beforeAutospacing="1" w:after="0" w:afterAutospacing="1"/>
+        <w:ind w:left="720" w:hanging="360"/>
+      </w:pPr>
+      <w:r>
+        <w:t xml:space="preserve">спроектировать архитектуру фреймворка; </w:t>
+      </w:r>
+    </w:p>
+    <w:p>
+      <w:pPr>
+        <w:keepNext w:val="0"/>
+        <w:keepLines w:val="0"/>
+        <w:widowControl/>
+        <w:numPr>
+          <w:ilvl w:val="0"/>
+          <w:numId w:val="4"/>
+        </w:numPr>
+        <w:suppressLineNumbers w:val="0"/>
+        <w:spacing w:before="0" w:beforeAutospacing="1" w:after="0" w:afterAutospacing="1"/>
+        <w:ind w:left="720" w:hanging="360"/>
+      </w:pPr>
+      <w:r>
+        <w:t xml:space="preserve">реализовать управление WebDriver; </w:t>
+      </w:r>
+    </w:p>
+    <w:p>
+      <w:pPr>
+        <w:keepNext w:val="0"/>
+        <w:keepLines w:val="0"/>
+        <w:widowControl/>
+        <w:numPr>
+          <w:ilvl w:val="0"/>
+          <w:numId w:val="4"/>
+        </w:numPr>
+        <w:suppressLineNumbers w:val="0"/>
+        <w:spacing w:before="0" w:beforeAutospacing="1" w:after="0" w:afterAutospacing="1"/>
+        <w:ind w:left="720" w:hanging="360"/>
+      </w:pPr>
+      <w:r>
+        <w:t xml:space="preserve">использовать подход Page Object Model; </w:t>
+      </w:r>
+    </w:p>
+    <w:p>
+      <w:pPr>
+        <w:keepNext w:val="0"/>
+        <w:keepLines w:val="0"/>
+        <w:widowControl/>
+        <w:numPr>
+          <w:ilvl w:val="0"/>
+          <w:numId w:val="4"/>
+        </w:numPr>
+        <w:suppressLineNumbers w:val="0"/>
+        <w:spacing w:before="0" w:beforeAutospacing="1" w:after="0" w:afterAutospacing="1"/>
+        <w:ind w:left="720" w:hanging="360"/>
+      </w:pPr>
+      <w:r>
+        <w:t xml:space="preserve">настроить распределённое выполнение тестов через Selenium Grid; </w:t>
+      </w:r>
+    </w:p>
+    <w:p>
+      <w:pPr>
+        <w:keepNext w:val="0"/>
+        <w:keepLines w:val="0"/>
+        <w:widowControl/>
+        <w:numPr>
+          <w:ilvl w:val="0"/>
+          <w:numId w:val="4"/>
+        </w:numPr>
+        <w:suppressLineNumbers w:val="0"/>
+        <w:spacing w:before="0" w:beforeAutospacing="1" w:after="0" w:afterAutospacing="1"/>
+        <w:ind w:left="720" w:hanging="360"/>
+      </w:pPr>
+      <w:r>
+        <w:t xml:space="preserve">выполнить контейнеризацию среды с помощью Docker; </w:t>
+      </w:r>
+    </w:p>
+    <w:p>
+      <w:pPr>
+        <w:keepNext w:val="0"/>
+        <w:keepLines w:val="0"/>
+        <w:widowControl/>
+        <w:numPr>
+          <w:ilvl w:val="0"/>
+          <w:numId w:val="4"/>
+        </w:numPr>
+        <w:suppressLineNumbers w:val="0"/>
+        <w:spacing w:before="0" w:beforeAutospacing="1" w:after="0" w:afterAutospacing="1"/>
+        <w:ind w:left="720" w:hanging="360"/>
+      </w:pPr>
+      <w:r>
+        <w:t xml:space="preserve">реализовать параллельный запуск тестов; </w:t>
+      </w:r>
+    </w:p>
+    <w:p>
+      <w:pPr>
+        <w:keepNext w:val="0"/>
+        <w:keepLines w:val="0"/>
+        <w:widowControl/>
+        <w:numPr>
+          <w:ilvl w:val="0"/>
+          <w:numId w:val="4"/>
+        </w:numPr>
+        <w:suppressLineNumbers w:val="0"/>
+        <w:spacing w:before="0" w:beforeAutospacing="1" w:after="0" w:afterAutospacing="1"/>
+        <w:ind w:left="720" w:hanging="360"/>
+      </w:pPr>
+      <w:r>
+        <w:t xml:space="preserve">обеспечить формирование отчётности с использованием Allure Reports; </w:t>
+      </w:r>
+    </w:p>
+    <w:p>
+      <w:pPr>
+        <w:keepNext w:val="0"/>
+        <w:keepLines w:val="0"/>
+        <w:widowControl/>
+        <w:numPr>
+          <w:ilvl w:val="0"/>
+          <w:numId w:val="4"/>
+        </w:numPr>
+        <w:suppressLineNumbers w:val="0"/>
+        <w:spacing w:before="0" w:beforeAutospacing="1" w:after="0" w:afterAutospacing="1"/>
+        <w:ind w:left="720" w:hanging="360"/>
+      </w:pPr>
+      <w:r>
+        <w:t xml:space="preserve">проверить работоспособность решения на наборе UI-тестов.» </w:t>
+      </w:r>
+    </w:p>
+    <w:p>
+      <w:pPr>
+        <w:keepNext w:val="0"/>
+        <w:keepLines w:val="0"/>
+        <w:widowControl/>
+        <w:suppressLineNumbers w:val="0"/>
+      </w:pPr>
+      <w:r>
+        <w:pict>
+          <v:rect id="_x0000_i1026" o:spt="1" style="height:1.5pt;width:432pt;" fillcolor="#A0A0A0" filled="t" stroked="f" coordsize="21600,21600" o:hr="t" o:hrstd="t" o:hralign="center">
+            <v:path/>
+            <v:fill on="t" focussize="0,0"/>
+            <v:stroke on="f"/>
+            <v:imagedata o:title=""/>
+            <o:lock v:ext="edit"/>
+            <w10:wrap type="none"/>
+            <w10:anchorlock/>
+          </v:rect>
+        </w:pict>
+      </w:r>
+    </w:p>
+    <w:p>
+      <w:pPr>
+        <w:pStyle w:val="2"/>
+        <w:keepNext w:val="0"/>
+        <w:keepLines w:val="0"/>
+        <w:widowControl/>
+        <w:suppressLineNumbers w:val="0"/>
+      </w:pPr>
+      <w:r>
+        <w:t>Слайд 3. Идея и назначение решения</w:t>
+      </w:r>
+    </w:p>
+    <w:p>
+      <w:pPr>
+        <w:pStyle w:val="7"/>
+        <w:keepNext w:val="0"/>
+        <w:keepLines w:val="0"/>
+        <w:widowControl/>
+        <w:suppressLineNumbers w:val="0"/>
+      </w:pPr>
+      <w:r>
+        <w:rPr>
+          <w:rStyle w:val="6"/>
+        </w:rPr>
+        <w:t>Что говорить:</w:t>
+      </w:r>
+    </w:p>
+    <w:p>
+      <w:pPr>
+        <w:pStyle w:val="7"/>
+        <w:keepNext w:val="0"/>
+        <w:keepLines w:val="0"/>
+        <w:widowControl/>
+        <w:suppressLineNumbers w:val="0"/>
+      </w:pPr>
+      <w:r>
+        <w:t>«В качестве тестируемого приложения использовался веб-сервис SauceDemo.</w:t>
+      </w:r>
+    </w:p>
+    <w:p>
+      <w:pPr>
+        <w:pStyle w:val="7"/>
+        <w:keepNext w:val="0"/>
+        <w:keepLines w:val="0"/>
+        <w:widowControl/>
+        <w:suppressLineNumbers w:val="0"/>
+      </w:pPr>
+      <w:r>
+        <w:t>Однако разрабатываемое решение не имеет жёсткой привязки к конкретному сайту.</w:t>
+      </w:r>
+    </w:p>
+    <w:p>
+      <w:pPr>
+        <w:pStyle w:val="7"/>
+        <w:keepNext w:val="0"/>
+        <w:keepLines w:val="0"/>
+        <w:widowControl/>
+        <w:suppressLineNumbers w:val="0"/>
+      </w:pPr>
+      <w:r>
+        <w:t>Архитектура построена таким образом, что основные компоненты фреймворка — управление драйверами, инфраструктура Selenium Grid, Docker, механизм параллельного запуска и отчётность — могут использоваться повторно.</w:t>
+      </w:r>
+    </w:p>
+    <w:p>
+      <w:pPr>
+        <w:pStyle w:val="7"/>
+        <w:keepNext w:val="0"/>
+        <w:keepLines w:val="0"/>
+        <w:widowControl/>
+        <w:suppressLineNumbers w:val="0"/>
+      </w:pPr>
+      <w:r>
+        <w:t>Для адаптации к другому веб-приложению требуется только создать новые Page Object классы и тестовые сценарии, сохранив неизменным основное ядро системы.</w:t>
+      </w:r>
+    </w:p>
+    <w:p>
+      <w:pPr>
+        <w:pStyle w:val="7"/>
+        <w:keepNext w:val="0"/>
+        <w:keepLines w:val="0"/>
+        <w:widowControl/>
+        <w:suppressLineNumbers w:val="0"/>
+      </w:pPr>
+      <w:r>
+        <w:t>Таким образом, разработанный фреймворк может использоваться как основа для автоматизации тестирования различных веб-приложений.»</w:t>
+      </w:r>
+    </w:p>
+    <w:p>
+      <w:pPr>
+        <w:keepNext w:val="0"/>
+        <w:keepLines w:val="0"/>
+        <w:widowControl/>
+        <w:suppressLineNumbers w:val="0"/>
+      </w:pPr>
+      <w:r>
+        <w:pict>
+          <v:rect id="_x0000_i1027" o:spt="1" style="height:1.5pt;width:432pt;" fillcolor="#A0A0A0" filled="t" stroked="f" coordsize="21600,21600" o:hr="t" o:hrstd="t" o:hralign="center">
+            <v:path/>
+            <v:fill on="t" focussize="0,0"/>
+            <v:stroke on="f"/>
+            <v:imagedata o:title=""/>
+            <o:lock v:ext="edit"/>
+            <w10:wrap type="none"/>
+            <w10:anchorlock/>
+          </v:rect>
+        </w:pict>
+      </w:r>
+    </w:p>
+    <w:p>
+      <w:pPr>
+        <w:pStyle w:val="2"/>
+        <w:keepNext w:val="0"/>
+        <w:keepLines w:val="0"/>
+        <w:widowControl/>
+        <w:suppressLineNumbers w:val="0"/>
+      </w:pPr>
+      <w:r>
+        <w:t>Слайд 4. Аналоги и выбор технологий</w:t>
+      </w:r>
+    </w:p>
+    <w:p>
+      <w:pPr>
+        <w:pStyle w:val="7"/>
+        <w:keepNext w:val="0"/>
+        <w:keepLines w:val="0"/>
+        <w:widowControl/>
+        <w:suppressLineNumbers w:val="0"/>
+      </w:pPr>
+      <w:r>
+        <w:rPr>
+          <w:rStyle w:val="6"/>
+        </w:rPr>
+        <w:t>Что говорить:</w:t>
+      </w:r>
+    </w:p>
+    <w:p>
+      <w:pPr>
+        <w:pStyle w:val="7"/>
+        <w:keepNext w:val="0"/>
+        <w:keepLines w:val="0"/>
+        <w:widowControl/>
+        <w:suppressLineNumbers w:val="0"/>
+      </w:pPr>
+      <w:r>
+        <w:t>«Перед разработкой был проведён анализ наиболее распространённых инструментов автоматизации тестирования.</w:t>
+      </w:r>
+    </w:p>
+    <w:p>
+      <w:pPr>
+        <w:pStyle w:val="7"/>
+        <w:keepNext w:val="0"/>
+        <w:keepLines w:val="0"/>
+        <w:widowControl/>
+        <w:suppressLineNumbers w:val="0"/>
+      </w:pPr>
+      <w:r>
+        <w:t>Для управления браузером был выбран Selenium WebDriver как один из наиболее распространённых и зрелых инструментов в области UI-тестирования.</w:t>
+      </w:r>
+    </w:p>
+    <w:p>
+      <w:pPr>
+        <w:pStyle w:val="7"/>
+        <w:keepNext w:val="0"/>
+        <w:keepLines w:val="0"/>
+        <w:widowControl/>
+        <w:suppressLineNumbers w:val="0"/>
+      </w:pPr>
+      <w:r>
+        <w:t>В качестве альтернативы рассматривался Playwright, однако целью работы являлось построение решения на основе Selenium Grid и Docker.</w:t>
+      </w:r>
+    </w:p>
+    <w:p>
+      <w:pPr>
+        <w:pStyle w:val="7"/>
+        <w:keepNext w:val="0"/>
+        <w:keepLines w:val="0"/>
+        <w:widowControl/>
+        <w:suppressLineNumbers w:val="0"/>
+      </w:pPr>
+      <w:r>
+        <w:t>Для организации тестов использовался TestNG, который обеспечивает удобное управление тестовыми наборами и поддержку многопоточности.</w:t>
+      </w:r>
+    </w:p>
+    <w:p>
+      <w:pPr>
+        <w:pStyle w:val="7"/>
+        <w:keepNext w:val="0"/>
+        <w:keepLines w:val="0"/>
+        <w:widowControl/>
+        <w:suppressLineNumbers w:val="0"/>
+      </w:pPr>
+      <w:r>
+        <w:t>Для анализа результатов тестирования использовался Allure Reports, позволяющий формировать подробные и наглядные отчёты.»</w:t>
+      </w:r>
+    </w:p>
+    <w:p>
+      <w:pPr>
+        <w:keepNext w:val="0"/>
+        <w:keepLines w:val="0"/>
+        <w:widowControl/>
+        <w:suppressLineNumbers w:val="0"/>
+      </w:pPr>
+      <w:r>
+        <w:pict>
+          <v:rect id="_x0000_i1028" o:spt="1" style="height:1.5pt;width:432pt;" fillcolor="#A0A0A0" filled="t" stroked="f" coordsize="21600,21600" o:hr="t" o:hrstd="t" o:hralign="center">
+            <v:path/>
+            <v:fill on="t" focussize="0,0"/>
+            <v:stroke on="f"/>
+            <v:imagedata o:title=""/>
+            <o:lock v:ext="edit"/>
+            <w10:wrap type="none"/>
+            <w10:anchorlock/>
+          </v:rect>
+        </w:pict>
+      </w:r>
+    </w:p>
+    <w:p>
+      <w:pPr>
+        <w:pStyle w:val="2"/>
+        <w:keepNext w:val="0"/>
+        <w:keepLines w:val="0"/>
+        <w:widowControl/>
+        <w:suppressLineNumbers w:val="0"/>
+      </w:pPr>
+      <w:r>
+        <w:t>Слайд 5. Архитектура фреймворка</w:t>
+      </w:r>
+    </w:p>
+    <w:p>
+      <w:pPr>
+        <w:pStyle w:val="7"/>
+        <w:keepNext w:val="0"/>
+        <w:keepLines w:val="0"/>
+        <w:widowControl/>
+        <w:suppressLineNumbers w:val="0"/>
+      </w:pPr>
+      <w:r>
+        <w:rPr>
+          <w:rStyle w:val="6"/>
+        </w:rPr>
+        <w:t>Что говорить:</w:t>
+      </w:r>
+    </w:p>
+    <w:p>
+      <w:pPr>
+        <w:pStyle w:val="7"/>
+        <w:keepNext w:val="0"/>
+        <w:keepLines w:val="0"/>
+        <w:widowControl/>
+        <w:suppressLineNumbers w:val="0"/>
+      </w:pPr>
+      <w:r>
+        <w:t>«Архитектура разработанного фреймворка построена на принципах модульности и разделения ответственности.</w:t>
+      </w:r>
+    </w:p>
+    <w:p>
+      <w:pPr>
+        <w:pStyle w:val="7"/>
+        <w:keepNext w:val="0"/>
+        <w:keepLines w:val="0"/>
+        <w:widowControl/>
+        <w:suppressLineNumbers w:val="0"/>
+      </w:pPr>
+      <w:r>
+        <w:t>Тесты реализованы на языке Java и запускаются через TestNG.</w:t>
+      </w:r>
+    </w:p>
+    <w:p>
+      <w:pPr>
+        <w:pStyle w:val="7"/>
+        <w:keepNext w:val="0"/>
+        <w:keepLines w:val="0"/>
+        <w:widowControl/>
+        <w:suppressLineNumbers w:val="0"/>
+      </w:pPr>
+      <w:r>
+        <w:t>Для работы с пользовательским интерфейсом используется шаблон проектирования Page Object Model.</w:t>
+      </w:r>
+    </w:p>
+    <w:p>
+      <w:pPr>
+        <w:pStyle w:val="7"/>
+        <w:keepNext w:val="0"/>
+        <w:keepLines w:val="0"/>
+        <w:widowControl/>
+        <w:suppressLineNumbers w:val="0"/>
+      </w:pPr>
+      <w:r>
+        <w:t>Каждая страница приложения представлена отдельным Page Object классом, содержащим локаторы и методы взаимодействия с элементами интерфейса.</w:t>
+      </w:r>
+    </w:p>
+    <w:p>
+      <w:pPr>
+        <w:pStyle w:val="7"/>
+        <w:keepNext w:val="0"/>
+        <w:keepLines w:val="0"/>
+        <w:widowControl/>
+        <w:suppressLineNumbers w:val="0"/>
+      </w:pPr>
+      <w:r>
+        <w:t>Общие операции работы со страницами вынесены в класс BasePage.</w:t>
+      </w:r>
+    </w:p>
+    <w:p>
+      <w:pPr>
+        <w:pStyle w:val="7"/>
+        <w:keepNext w:val="0"/>
+        <w:keepLines w:val="0"/>
+        <w:widowControl/>
+        <w:suppressLineNumbers w:val="0"/>
+      </w:pPr>
+      <w:r>
+        <w:t>Жизненным циклом тестов управляет класс BaseTest, который отвечает за создание и завершение браузерных сессий.</w:t>
+      </w:r>
+    </w:p>
+    <w:p>
+      <w:pPr>
+        <w:pStyle w:val="7"/>
+        <w:keepNext w:val="0"/>
+        <w:keepLines w:val="0"/>
+        <w:widowControl/>
+        <w:suppressLineNumbers w:val="0"/>
+      </w:pPr>
+      <w:r>
+        <w:t>Создание локального или удалённого WebDriver централизовано выполняется через DriverFactory.</w:t>
+      </w:r>
+    </w:p>
+    <w:p>
+      <w:pPr>
+        <w:pStyle w:val="7"/>
+        <w:keepNext w:val="0"/>
+        <w:keepLines w:val="0"/>
+        <w:widowControl/>
+        <w:suppressLineNumbers w:val="0"/>
+      </w:pPr>
+      <w:r>
+        <w:t>Конфигурация проекта вынесена в отдельные файлы, что упрощает сопровождение системы.</w:t>
+      </w:r>
+    </w:p>
+    <w:p>
+      <w:pPr>
+        <w:pStyle w:val="7"/>
+        <w:keepNext w:val="0"/>
+        <w:keepLines w:val="0"/>
+        <w:widowControl/>
+        <w:suppressLineNumbers w:val="0"/>
+      </w:pPr>
+      <w:r>
+        <w:t>Преимущество такого подхода заключается в том, что при изменении интерфейса обычно требуется обновить только соответствующий Page Object класс без изменения самих тестов.»</w:t>
+      </w:r>
+    </w:p>
+    <w:p>
+      <w:pPr>
+        <w:keepNext w:val="0"/>
+        <w:keepLines w:val="0"/>
+        <w:widowControl/>
+        <w:suppressLineNumbers w:val="0"/>
+      </w:pPr>
+      <w:r>
+        <w:pict>
+          <v:rect id="_x0000_i1029" o:spt="1" style="height:1.5pt;width:432pt;" fillcolor="#A0A0A0" filled="t" stroked="f" coordsize="21600,21600" o:hr="t" o:hrstd="t" o:hralign="center">
+            <v:path/>
+            <v:fill on="t" focussize="0,0"/>
+            <v:stroke on="f"/>
+            <v:imagedata o:title=""/>
+            <o:lock v:ext="edit"/>
+            <w10:wrap type="none"/>
+            <w10:anchorlock/>
+          </v:rect>
+        </w:pict>
+      </w:r>
+    </w:p>
+    <w:p>
+      <w:pPr>
+        <w:pStyle w:val="2"/>
+        <w:keepNext w:val="0"/>
+        <w:keepLines w:val="0"/>
+        <w:widowControl/>
+        <w:suppressLineNumbers w:val="0"/>
+      </w:pPr>
+      <w:r>
+        <w:t>Слайд 6. Параллельное выполнение и Selenium Grid</w:t>
+      </w:r>
+    </w:p>
+    <w:p>
+      <w:pPr>
+        <w:pStyle w:val="7"/>
+        <w:keepNext w:val="0"/>
+        <w:keepLines w:val="0"/>
+        <w:widowControl/>
+        <w:suppressLineNumbers w:val="0"/>
+      </w:pPr>
+      <w:r>
+        <w:rPr>
+          <w:rStyle w:val="6"/>
+        </w:rPr>
+        <w:t>Что говорить:</w:t>
+      </w:r>
+    </w:p>
+    <w:p>
+      <w:pPr>
+        <w:pStyle w:val="7"/>
+        <w:keepNext w:val="0"/>
+        <w:keepLines w:val="0"/>
+        <w:widowControl/>
+        <w:suppressLineNumbers w:val="0"/>
+      </w:pPr>
+      <w:r>
+        <w:t>«Одной из ключевых особенностей разработанного решения является поддержка распределённого и параллельного выполнения тестов.</w:t>
+      </w:r>
+    </w:p>
+    <w:p>
+      <w:pPr>
+        <w:pStyle w:val="7"/>
+        <w:keepNext w:val="0"/>
+        <w:keepLines w:val="0"/>
+        <w:widowControl/>
+        <w:suppressLineNumbers w:val="0"/>
+      </w:pPr>
+      <w:r>
+        <w:t>Для этого используется Selenium Grid.</w:t>
+      </w:r>
+    </w:p>
+    <w:p>
+      <w:pPr>
+        <w:pStyle w:val="7"/>
+        <w:keepNext w:val="0"/>
+        <w:keepLines w:val="0"/>
+        <w:widowControl/>
+        <w:suppressLineNumbers w:val="0"/>
+      </w:pPr>
+      <w:r>
+        <w:t>Grid состоит из центрального сервера Hub и набора browser-node, развёрнутых в Docker-контейнерах.</w:t>
+      </w:r>
+    </w:p>
+    <w:p>
+      <w:pPr>
+        <w:pStyle w:val="7"/>
+        <w:keepNext w:val="0"/>
+        <w:keepLines w:val="0"/>
+        <w:widowControl/>
+        <w:suppressLineNumbers w:val="0"/>
+      </w:pPr>
+      <w:r>
+        <w:t>В рамках проекта используются узлы с браузерами Google Chrome и Mozilla Firefox.</w:t>
+      </w:r>
+    </w:p>
+    <w:p>
+      <w:pPr>
+        <w:pStyle w:val="7"/>
+        <w:keepNext w:val="0"/>
+        <w:keepLines w:val="0"/>
+        <w:widowControl/>
+        <w:suppressLineNumbers w:val="0"/>
+      </w:pPr>
+      <w:r>
+        <w:t>Тесты взаимодействуют с Grid через RemoteWebDriver. После запуска Selenium Hub распределяет браузерные сессии между доступными узлами.</w:t>
+      </w:r>
+    </w:p>
+    <w:p>
+      <w:pPr>
+        <w:pStyle w:val="7"/>
+        <w:keepNext w:val="0"/>
+        <w:keepLines w:val="0"/>
+        <w:widowControl/>
+        <w:suppressLineNumbers w:val="0"/>
+      </w:pPr>
+      <w:r>
+        <w:t>Параллельный запуск организован средствами TestNG через настройку параметров parallel и thread-count.</w:t>
+      </w:r>
+    </w:p>
+    <w:p>
+      <w:pPr>
+        <w:pStyle w:val="7"/>
+        <w:keepNext w:val="0"/>
+        <w:keepLines w:val="0"/>
+        <w:widowControl/>
+        <w:suppressLineNumbers w:val="0"/>
+      </w:pPr>
+      <w:r>
+        <w:t>Для обеспечения потокобезопасности используется механизм ThreadLocal, благодаря которому каждый поток получает собственный экземпляр WebDriver.</w:t>
+      </w:r>
+    </w:p>
+    <w:p>
+      <w:pPr>
+        <w:pStyle w:val="7"/>
+        <w:keepNext w:val="0"/>
+        <w:keepLines w:val="0"/>
+        <w:widowControl/>
+        <w:suppressLineNumbers w:val="0"/>
+      </w:pPr>
+      <w:r>
+        <w:t>Использование Docker обеспечивает воспроизводимость окружения и изоляцию браузерных сессий.</w:t>
+      </w:r>
+    </w:p>
+    <w:p>
+      <w:pPr>
+        <w:pStyle w:val="7"/>
+        <w:keepNext w:val="0"/>
+        <w:keepLines w:val="0"/>
+        <w:widowControl/>
+        <w:suppressLineNumbers w:val="0"/>
+      </w:pPr>
+      <w:r>
+        <w:t>При необходимости производительность системы может быть увеличена путём добавления новых browser-node без изменения тестового кода.»</w:t>
+      </w:r>
+    </w:p>
+    <w:p>
+      <w:pPr>
+        <w:keepNext w:val="0"/>
+        <w:keepLines w:val="0"/>
+        <w:widowControl/>
+        <w:suppressLineNumbers w:val="0"/>
+      </w:pPr>
+      <w:r>
+        <w:pict>
+          <v:rect id="_x0000_i1030" o:spt="1" style="height:1.5pt;width:432pt;" fillcolor="#A0A0A0" filled="t" stroked="f" coordsize="21600,21600" o:hr="t" o:hrstd="t" o:hralign="center">
+            <v:path/>
+            <v:fill on="t" focussize="0,0"/>
+            <v:stroke on="f"/>
+            <v:imagedata o:title=""/>
+            <o:lock v:ext="edit"/>
+            <w10:wrap type="none"/>
+            <w10:anchorlock/>
+          </v:rect>
+        </w:pict>
+      </w:r>
+    </w:p>
+    <w:p>
+      <w:pPr>
+        <w:pStyle w:val="2"/>
+        <w:keepNext w:val="0"/>
+        <w:keepLines w:val="0"/>
+        <w:widowControl/>
+        <w:suppressLineNumbers w:val="0"/>
+      </w:pPr>
+      <w:r>
+        <w:t>Слайд 7. Реализованные тесты и результаты</w:t>
+      </w:r>
+    </w:p>
+    <w:p>
+      <w:pPr>
+        <w:pStyle w:val="7"/>
+        <w:keepNext w:val="0"/>
+        <w:keepLines w:val="0"/>
+        <w:widowControl/>
+        <w:suppressLineNumbers w:val="0"/>
+      </w:pPr>
+      <w:r>
+        <w:rPr>
+          <w:rStyle w:val="6"/>
+        </w:rPr>
+        <w:t>Что говорить:</w:t>
+      </w:r>
+    </w:p>
+    <w:p>
+      <w:pPr>
+        <w:pStyle w:val="7"/>
+        <w:keepNext w:val="0"/>
+        <w:keepLines w:val="0"/>
+        <w:widowControl/>
+        <w:suppressLineNumbers w:val="0"/>
+      </w:pPr>
+      <w:r>
+        <w:t>«В рамках работы были реализованы автоматизированные тесты для основных функциональных модулей приложения SauceDemo.</w:t>
+      </w:r>
+    </w:p>
+    <w:p>
+      <w:pPr>
+        <w:pStyle w:val="7"/>
+        <w:keepNext w:val="0"/>
+        <w:keepLines w:val="0"/>
+        <w:widowControl/>
+        <w:suppressLineNumbers w:val="0"/>
+      </w:pPr>
+      <w:r>
+        <w:t>Были автоматизированы сценарии авторизации пользователей, работы с каталогом товаров, управления корзиной и оформления заказа.</w:t>
+      </w:r>
+    </w:p>
+    <w:p>
+      <w:pPr>
+        <w:pStyle w:val="7"/>
+        <w:keepNext w:val="0"/>
+        <w:keepLines w:val="0"/>
+        <w:widowControl/>
+        <w:suppressLineNumbers w:val="0"/>
+      </w:pPr>
+      <w:r>
+        <w:t>Запуск тестов выполнялся через Selenium Grid в браузерах Chrome и Firefox.</w:t>
+      </w:r>
+    </w:p>
+    <w:p>
+      <w:pPr>
+        <w:pStyle w:val="7"/>
+        <w:keepNext w:val="0"/>
+        <w:keepLines w:val="0"/>
+        <w:widowControl/>
+        <w:suppressLineNumbers w:val="0"/>
+      </w:pPr>
+      <w:r>
+        <w:t>Для анализа результатов использовалась система Allure Reports, которая предоставляет информацию о прохождении тестов, времени выполнения, ошибках и шагах сценариев.</w:t>
+      </w:r>
+    </w:p>
+    <w:p>
+      <w:pPr>
+        <w:pStyle w:val="7"/>
+        <w:keepNext w:val="0"/>
+        <w:keepLines w:val="0"/>
+        <w:widowControl/>
+        <w:suppressLineNumbers w:val="0"/>
+      </w:pPr>
+      <w:r>
+        <w:t>Проведённое тестирование подтвердило корректность работы разработанного фреймворка и возможность выполнения тестов в распределённой среде.»</w:t>
+      </w:r>
+    </w:p>
+    <w:p>
+      <w:pPr>
+        <w:keepNext w:val="0"/>
+        <w:keepLines w:val="0"/>
+        <w:widowControl/>
+        <w:suppressLineNumbers w:val="0"/>
+      </w:pPr>
+      <w:r>
+        <w:pict>
+          <v:rect id="_x0000_i1031" o:spt="1" style="height:1.5pt;width:432pt;" fillcolor="#A0A0A0" filled="t" stroked="f" coordsize="21600,21600" o:hr="t" o:hrstd="t" o:hralign="center">
+            <v:path/>
+            <v:fill on="t" focussize="0,0"/>
+            <v:stroke on="f"/>
+            <v:imagedata o:title=""/>
+            <o:lock v:ext="edit"/>
+            <w10:wrap type="none"/>
+            <w10:anchorlock/>
+          </v:rect>
+        </w:pict>
+      </w:r>
+    </w:p>
+    <w:p>
+      <w:pPr>
+        <w:pStyle w:val="2"/>
+        <w:keepNext w:val="0"/>
+        <w:keepLines w:val="0"/>
+        <w:widowControl/>
+        <w:suppressLineNumbers w:val="0"/>
+      </w:pPr>
+      <w:r>
+        <w:t>Слайд 8. Заключение</w:t>
+      </w:r>
+    </w:p>
+    <w:p>
+      <w:pPr>
+        <w:pStyle w:val="7"/>
+        <w:keepNext w:val="0"/>
+        <w:keepLines w:val="0"/>
+        <w:widowControl/>
+        <w:suppressLineNumbers w:val="0"/>
+      </w:pPr>
+      <w:r>
+        <w:rPr>
+          <w:rStyle w:val="6"/>
+        </w:rPr>
+        <w:t>Что говорить:</w:t>
+      </w:r>
+    </w:p>
+    <w:p>
+      <w:pPr>
+        <w:pStyle w:val="7"/>
+        <w:keepNext w:val="0"/>
+        <w:keepLines w:val="0"/>
+        <w:widowControl/>
+        <w:suppressLineNumbers w:val="0"/>
+      </w:pPr>
+      <w:r>
+        <w:t>«В результате выполнения работы был разработан фреймворк автоматизации UI-тестирования веб-приложений на Java с использованием Selenium WebDriver, TestNG, Selenium Grid и Docker.</w:t>
+      </w:r>
+    </w:p>
+    <w:p>
+      <w:pPr>
+        <w:pStyle w:val="7"/>
+        <w:keepNext w:val="0"/>
+        <w:keepLines w:val="0"/>
+        <w:widowControl/>
+        <w:suppressLineNumbers w:val="0"/>
+      </w:pPr>
+      <w:r>
+        <w:t>Реализованы модульная архитектура, подход Page Object Model, параллельный и распределённый запуск тестов, а также система формирования отчётности на базе Allure Reports.</w:t>
+      </w:r>
+    </w:p>
+    <w:p>
+      <w:pPr>
+        <w:pStyle w:val="7"/>
+        <w:keepNext w:val="0"/>
+        <w:keepLines w:val="0"/>
+        <w:widowControl/>
+        <w:suppressLineNumbers w:val="0"/>
+      </w:pPr>
+      <w:r>
+        <w:t>Разработанная архитектура обеспечивает возможность повторного использования основных компонентов фреймворка и адаптации решения к другим веб-приложениям.</w:t>
+      </w:r>
+    </w:p>
+    <w:p>
+      <w:pPr>
+        <w:pStyle w:val="7"/>
+        <w:keepNext w:val="0"/>
+        <w:keepLines w:val="0"/>
+        <w:widowControl/>
+        <w:suppressLineNumbers w:val="0"/>
+      </w:pPr>
+      <w:r>
+        <w:t>Поставленная цель работы достигнута, все основные задачи выполнены.</w:t>
+      </w:r>
+    </w:p>
+    <w:p>
+      <w:pPr>
+        <w:pStyle w:val="7"/>
+        <w:keepNext w:val="0"/>
+        <w:keepLines w:val="0"/>
+        <w:widowControl/>
+        <w:suppressLineNumbers w:val="0"/>
+      </w:pPr>
+      <w:r>
+        <w:t>Спасибо за внимание. Готов ответить на ваши вопросы.»</w:t>
+      </w:r>
+    </w:p>
+    <w:p/>
     <w:sectPr>
       <w:pgSz w:w="11906" w:h="16838"/>
       <w:pgMar w:top="1440" w:right="1800" w:bottom="1440" w:left="1800" w:header="720" w:footer="720" w:gutter="0"/>
@@ -3310,6 +4756,155 @@
       </w:rPr>
     </w:lvl>
   </w:abstractNum>
+  <w:abstractNum w:abstractNumId="3">
+    <w:nsid w:val="254EA266"/>
+    <w:multiLevelType w:val="multilevel"/>
+    <w:tmpl w:val="254EA266"/>
+    <w:lvl w:ilvl="0" w:tentative="0">
+      <w:start w:val="1"/>
+      <w:numFmt w:val="bullet"/>
+      <w:lvlText w:val=""/>
+      <w:lvlJc w:val="left"/>
+      <w:pPr>
+        <w:tabs>
+          <w:tab w:val="left" w:pos="720"/>
+        </w:tabs>
+        <w:ind w:left="720" w:hanging="360"/>
+      </w:pPr>
+      <w:rPr>
+        <w:rFonts w:ascii="Symbol" w:hAnsi="Symbol" w:cs="Symbol"/>
+        <w:sz w:val="20"/>
+      </w:rPr>
+    </w:lvl>
+    <w:lvl w:ilvl="1" w:tentative="0">
+      <w:start w:val="1"/>
+      <w:numFmt w:val="bullet"/>
+      <w:lvlText w:val="o"/>
+      <w:lvlJc w:val="left"/>
+      <w:pPr>
+        <w:tabs>
+          <w:tab w:val="left" w:pos="1440"/>
+        </w:tabs>
+        <w:ind w:left="1440" w:hanging="360"/>
+      </w:pPr>
+      <w:rPr>
+        <w:rFonts w:ascii="Courier New" w:hAnsi="Courier New" w:cs="Courier New"/>
+        <w:sz w:val="20"/>
+      </w:rPr>
+    </w:lvl>
+    <w:lvl w:ilvl="2" w:tentative="0">
+      <w:start w:val="1"/>
+      <w:numFmt w:val="bullet"/>
+      <w:lvlText w:val=""/>
+      <w:lvlJc w:val="left"/>
+      <w:pPr>
+        <w:tabs>
+          <w:tab w:val="left" w:pos="2160"/>
+        </w:tabs>
+        <w:ind w:left="2160" w:hanging="360"/>
+      </w:pPr>
+      <w:rPr>
+        <w:rFonts w:ascii="Wingdings" w:hAnsi="Wingdings" w:cs="Wingdings"/>
+        <w:sz w:val="20"/>
+      </w:rPr>
+    </w:lvl>
+    <w:lvl w:ilvl="3" w:tentative="0">
+      <w:start w:val="1"/>
+      <w:numFmt w:val="bullet"/>
+      <w:lvlText w:val=""/>
+      <w:lvlJc w:val="left"/>
+      <w:pPr>
+        <w:tabs>
+          <w:tab w:val="left" w:pos="2880"/>
+        </w:tabs>
+        <w:ind w:left="2880" w:hanging="360"/>
+      </w:pPr>
+      <w:rPr>
+        <w:rFonts w:hint="default" w:ascii="Wingdings" w:hAnsi="Wingdings" w:cs="Wingdings"/>
+        <w:sz w:val="20"/>
+      </w:rPr>
+    </w:lvl>
+    <w:lvl w:ilvl="4" w:tentative="0">
+      <w:start w:val="1"/>
+      <w:numFmt w:val="bullet"/>
+      <w:lvlText w:val=""/>
+      <w:lvlJc w:val="left"/>
+      <w:pPr>
+        <w:tabs>
+          <w:tab w:val="left" w:pos="3600"/>
+        </w:tabs>
+        <w:ind w:left="3600" w:hanging="360"/>
+      </w:pPr>
+      <w:rPr>
+        <w:rFonts w:hint="default" w:ascii="Wingdings" w:hAnsi="Wingdings" w:cs="Wingdings"/>
+        <w:sz w:val="20"/>
+      </w:rPr>
+    </w:lvl>
+    <w:lvl w:ilvl="5" w:tentative="0">
+      <w:start w:val="1"/>
+      <w:numFmt w:val="bullet"/>
+      <w:lvlText w:val=""/>
+      <w:lvlJc w:val="left"/>
+      <w:pPr>
+        <w:tabs>
+          <w:tab w:val="left" w:pos="4320"/>
+        </w:tabs>
+        <w:ind w:left="4320" w:hanging="360"/>
+      </w:pPr>
+      <w:rPr>
+        <w:rFonts w:hint="default" w:ascii="Wingdings" w:hAnsi="Wingdings" w:cs="Wingdings"/>
+        <w:sz w:val="20"/>
+      </w:rPr>
+    </w:lvl>
+    <w:lvl w:ilvl="6" w:tentative="0">
+      <w:start w:val="1"/>
+      <w:numFmt w:val="bullet"/>
+      <w:lvlText w:val=""/>
+      <w:lvlJc w:val="left"/>
+      <w:pPr>
+        <w:tabs>
+          <w:tab w:val="left" w:pos="5040"/>
+        </w:tabs>
+        <w:ind w:left="5040" w:hanging="360"/>
+      </w:pPr>
+      <w:rPr>
+        <w:rFonts w:hint="default" w:ascii="Wingdings" w:hAnsi="Wingdings" w:cs="Wingdings"/>
+        <w:sz w:val="20"/>
+      </w:rPr>
+    </w:lvl>
+    <w:lvl w:ilvl="7" w:tentative="0">
+      <w:start w:val="1"/>
+      <w:numFmt w:val="bullet"/>
+      <w:lvlText w:val=""/>
+      <w:lvlJc w:val="left"/>
+      <w:pPr>
+        <w:tabs>
+          <w:tab w:val="left" w:pos="5760"/>
+        </w:tabs>
+        <w:ind w:left="5760" w:hanging="360"/>
+      </w:pPr>
+      <w:rPr>
+        <w:rFonts w:hint="default" w:ascii="Wingdings" w:hAnsi="Wingdings" w:cs="Wingdings"/>
+        <w:sz w:val="20"/>
+      </w:rPr>
+    </w:lvl>
+    <w:lvl w:ilvl="8" w:tentative="0">
+      <w:start w:val="1"/>
+      <w:numFmt w:val="bullet"/>
+      <w:lvlText w:val=""/>
+      <w:lvlJc w:val="left"/>
+      <w:pPr>
+        <w:tabs>
+          <w:tab w:val="left" w:pos="6480"/>
+        </w:tabs>
+        <w:ind w:left="6480" w:hanging="360"/>
+      </w:pPr>
+      <w:rPr>
+        <w:rFonts w:hint="default" w:ascii="Wingdings" w:hAnsi="Wingdings" w:cs="Wingdings"/>
+        <w:sz w:val="20"/>
+      </w:rPr>
+    </w:lvl>
+  </w:abstractNum>
   <w:num w:numId="1">
     <w:abstractNumId w:val="2"/>
   </w:num>
@@ -3318,6 +4913,9 @@
   </w:num>
   <w:num w:numId="3">
     <w:abstractNumId w:val="0"/>
+  </w:num>
+  <w:num w:numId="4">
+    <w:abstractNumId w:val="3"/>
   </w:num>
 </w:numbering>
 </file>
@@ -3425,7 +5023,7 @@
     <w:lsdException w:unhideWhenUsed="0" w:uiPriority="0" w:semiHidden="0" w:name="Document Map"/>
     <w:lsdException w:unhideWhenUsed="0" w:uiPriority="0" w:semiHidden="0" w:name="Plain Text"/>
     <w:lsdException w:unhideWhenUsed="0" w:uiPriority="0" w:semiHidden="0" w:name="E-mail Signature"/>
-    <w:lsdException w:unhideWhenUsed="0" w:uiPriority="0" w:semiHidden="0" w:name="Normal (Web)"/>
+    <w:lsdException w:qFormat="1" w:unhideWhenUsed="0" w:uiPriority="0" w:semiHidden="0" w:name="Normal (Web)"/>
     <w:lsdException w:unhideWhenUsed="0" w:uiPriority="0" w:semiHidden="0" w:name="HTML Acronym"/>
     <w:lsdException w:unhideWhenUsed="0" w:uiPriority="0" w:semiHidden="0" w:name="HTML Address"/>
     <w:lsdException w:unhideWhenUsed="0" w:uiPriority="0" w:semiHidden="0" w:name="HTML Cite"/>
@@ -3493,13 +5091,57 @@
       <w:lang w:val="en-US" w:eastAsia="zh-CN" w:bidi="ar-SA"/>
     </w:rPr>
   </w:style>
-  <w:style w:type="character" w:default="1" w:styleId="2">
+  <w:style w:type="paragraph" w:styleId="2">
+    <w:name w:val="heading 2"/>
+    <w:next w:val="1"/>
+    <w:semiHidden/>
+    <w:unhideWhenUsed/>
+    <w:qFormat/>
+    <w:uiPriority w:val="0"/>
+    <w:pPr>
+      <w:spacing w:before="0" w:beforeAutospacing="1" w:after="0" w:afterAutospacing="1"/>
+      <w:jc w:val="left"/>
+    </w:pPr>
+    <w:rPr>
+      <w:rFonts w:hint="eastAsia" w:ascii="SimSun" w:hAnsi="SimSun" w:eastAsia="SimSun" w:cs="SimSun"/>
+      <w:b/>
+      <w:bCs/>
+      <w:i/>
+      <w:iCs/>
+      <w:kern w:val="0"/>
+      <w:sz w:val="36"/>
+      <w:szCs w:val="36"/>
+      <w:lang w:val="en-US" w:eastAsia="zh-CN" w:bidi="ar"/>
+    </w:rPr>
+  </w:style>
+  <w:style w:type="paragraph" w:styleId="3">
+    <w:name w:val="heading 3"/>
+    <w:next w:val="1"/>
+    <w:semiHidden/>
+    <w:unhideWhenUsed/>
+    <w:qFormat/>
+    <w:uiPriority w:val="0"/>
+    <w:pPr>
+      <w:spacing w:before="0" w:beforeAutospacing="1" w:after="0" w:afterAutospacing="1"/>
+      <w:jc w:val="left"/>
+    </w:pPr>
+    <w:rPr>
+      <w:rFonts w:hint="eastAsia" w:ascii="SimSun" w:hAnsi="SimSun" w:eastAsia="SimSun" w:cs="SimSun"/>
+      <w:b/>
+      <w:bCs/>
+      <w:kern w:val="0"/>
+      <w:sz w:val="26"/>
+      <w:szCs w:val="26"/>
+      <w:lang w:val="en-US" w:eastAsia="zh-CN" w:bidi="ar"/>
+    </w:rPr>
+  </w:style>
+  <w:style w:type="character" w:default="1" w:styleId="4">
     <w:name w:val="Default Paragraph Font"/>
     <w:semiHidden/>
     <w:qFormat/>
     <w:uiPriority w:val="0"/>
   </w:style>
-  <w:style w:type="table" w:default="1" w:styleId="3">
+  <w:style w:type="table" w:default="1" w:styleId="5">
     <w:name w:val="Normal Table"/>
     <w:semiHidden/>
     <w:qFormat/>
@@ -3513,9 +5155,9 @@
       </w:tblCellMar>
     </w:tblPr>
   </w:style>
-  <w:style w:type="character" w:styleId="4">
+  <w:style w:type="character" w:styleId="6">
     <w:name w:val="Strong"/>
-    <w:basedOn w:val="2"/>
+    <w:basedOn w:val="4"/>
     <w:qFormat/>
     <w:uiPriority w:val="0"/>
     <w:rPr>
@@ -3523,8 +5165,9 @@
       <w:bCs/>
     </w:rPr>
   </w:style>
-  <w:style w:type="paragraph" w:styleId="5">
+  <w:style w:type="paragraph" w:styleId="7">
     <w:name w:val="Normal (Web)"/>
+    <w:qFormat/>
     <w:uiPriority w:val="0"/>
     <w:pPr>
       <w:spacing w:before="0" w:beforeAutospacing="1" w:after="0" w:afterAutospacing="1"/>
@@ -3532,6 +5175,7 @@
       <w:jc w:val="left"/>
     </w:pPr>
     <w:rPr>
+      <w:rFonts w:ascii="Times New Roman" w:hAnsi="Times New Roman" w:eastAsia="SimSun" w:cs="Times New Roman"/>
       <w:kern w:val="0"/>
       <w:sz w:val="24"/>
       <w:szCs w:val="24"/>

--- a/Доклад.docx
+++ b/Доклад.docx
@@ -236,7 +236,6 @@
             <w:insideH w:val="none" w:color="auto" w:sz="0" w:space="0"/>
             <w:insideV w:val="none" w:color="auto" w:sz="0" w:space="0"/>
           </w:tblBorders>
-          <w:shd w:val="clear" w:color="auto" w:fill="auto"/>
           <w:tblCellMar>
             <w:top w:w="15" w:type="dxa"/>
             <w:left w:w="15" w:type="dxa"/>
@@ -337,6 +336,7 @@
             <w:insideH w:val="none" w:color="auto" w:sz="0" w:space="0"/>
             <w:insideV w:val="none" w:color="auto" w:sz="0" w:space="0"/>
           </w:tblBorders>
+          <w:shd w:val="clear" w:color="auto" w:fill="auto"/>
           <w:tblCellMar>
             <w:top w:w="15" w:type="dxa"/>
             <w:left w:w="15" w:type="dxa"/>
@@ -2109,6 +2109,7 @@
             <w:insideH w:val="none" w:color="auto" w:sz="0" w:space="0"/>
             <w:insideV w:val="none" w:color="auto" w:sz="0" w:space="0"/>
           </w:tblBorders>
+          <w:shd w:val="clear" w:color="auto" w:fill="auto"/>
           <w:tblCellMar>
             <w:top w:w="15" w:type="dxa"/>
             <w:left w:w="15" w:type="dxa"/>
@@ -3324,12 +3325,7 @@
         <w:suppressLineNumbers w:val="0"/>
       </w:pPr>
       <w:r>
-        <w:t>Актуальность работы обусловлена тем, что современные веб-приложения постоянно изменяются: добавляется новый функционал, исправляются ошибки, изменяется по</w:t>
-      </w:r>
-      <w:bookmarkStart w:id="0" w:name="_GoBack"/>
-      <w:bookmarkEnd w:id="0"/>
-      <w:r>
-        <w:t>льзовательский интерфейс. В таких условиях ручное регрессионное тестирование требует значительных временных затрат.</w:t>
+        <w:t>Актуальность работы обусловлена тем, что современные веб-приложения постоянно изменяются: добавляется новый функционал, исправляются ошибки, изменяется пользовательский интерфейс. В таких условиях ручное регрессионное тестирование требует значительных временных затрат.</w:t>
       </w:r>
     </w:p>
     <w:p>
@@ -4190,27 +4186,6 @@
     </w:p>
     <w:p>
       <w:pPr>
-        <w:keepNext w:val="0"/>
-        <w:keepLines w:val="0"/>
-        <w:widowControl/>
-        <w:suppressLineNumbers w:val="0"/>
-      </w:pPr>
-      <w:r>
-        <w:pict>
-          <v:rect id="_x0000_i1031" o:spt="1" style="height:1.5pt;width:432pt;" fillcolor="#A0A0A0" filled="t" stroked="f" coordsize="21600,21600" o:hr="t" o:hrstd="t" o:hralign="center">
-            <v:path/>
-            <v:fill on="t" focussize="0,0"/>
-            <v:stroke on="f"/>
-            <v:imagedata o:title=""/>
-            <o:lock v:ext="edit"/>
-            <w10:wrap type="none"/>
-            <w10:anchorlock/>
-          </v:rect>
-        </w:pict>
-      </w:r>
-    </w:p>
-    <w:p>
-      <w:pPr>
         <w:pStyle w:val="2"/>
         <w:keepNext w:val="0"/>
         <w:keepLines w:val="0"/>
@@ -4296,7 +4271,778 @@
         <w:t>Спасибо за внимание. Готов ответить на ваши вопросы.»</w:t>
       </w:r>
     </w:p>
-    <w:p/>
+    <w:p>
+      <w:pPr>
+        <w:pStyle w:val="7"/>
+        <w:keepNext w:val="0"/>
+        <w:keepLines w:val="0"/>
+        <w:widowControl/>
+        <w:suppressLineNumbers w:val="0"/>
+      </w:pPr>
+      <w:r>
+        <w:t>СЛАЙД 1. ТИТУЛЬНЫЙ</w:t>
+      </w:r>
+    </w:p>
+    <w:p>
+      <w:pPr>
+        <w:pStyle w:val="7"/>
+        <w:keepNext w:val="0"/>
+        <w:keepLines w:val="0"/>
+        <w:widowControl/>
+        <w:suppressLineNumbers w:val="0"/>
+      </w:pPr>
+      <w:r>
+        <w:t>Здравствуйте, уважаемые члены комиссии.</w:t>
+      </w:r>
+    </w:p>
+    <w:p>
+      <w:pPr>
+        <w:pStyle w:val="7"/>
+        <w:keepNext w:val="0"/>
+        <w:keepLines w:val="0"/>
+        <w:widowControl/>
+        <w:suppressLineNumbers w:val="0"/>
+      </w:pPr>
+      <w:r>
+        <w:t>Тема моей выпускной квалификационной работы — «Разработка фреймворка автоматизации UI-тестирования веб-приложений на Java».</w:t>
+      </w:r>
+    </w:p>
+    <w:p>
+      <w:pPr>
+        <w:pStyle w:val="7"/>
+        <w:keepNext w:val="0"/>
+        <w:keepLines w:val="0"/>
+        <w:widowControl/>
+        <w:suppressLineNumbers w:val="0"/>
+      </w:pPr>
+      <w:r>
+        <w:t>Работа посвящена созданию системы автоматизированного тестирования, позволяющей выполнять UI-проверки веб-приложений в распределённой среде с использованием Selenium Grid и Docker.</w:t>
+      </w:r>
+    </w:p>
+    <w:p>
+      <w:pPr>
+        <w:pStyle w:val="7"/>
+        <w:keepNext w:val="0"/>
+        <w:keepLines w:val="0"/>
+        <w:widowControl/>
+        <w:suppressLineNumbers w:val="0"/>
+      </w:pPr>
+      <w:r>
+        <w:t>СЛАЙД 2. АКТУАЛЬНОСТЬ РАБОТЫ</w:t>
+      </w:r>
+    </w:p>
+    <w:p>
+      <w:pPr>
+        <w:pStyle w:val="7"/>
+        <w:keepNext w:val="0"/>
+        <w:keepLines w:val="0"/>
+        <w:widowControl/>
+        <w:suppressLineNumbers w:val="0"/>
+      </w:pPr>
+      <w:r>
+        <w:t>Современные веб-приложения постоянно изменяются: добавляется новый функционал, исправляются ошибки, изменяется пользовательский интерфейс.</w:t>
+      </w:r>
+    </w:p>
+    <w:p>
+      <w:pPr>
+        <w:pStyle w:val="7"/>
+        <w:keepNext w:val="0"/>
+        <w:keepLines w:val="0"/>
+        <w:widowControl/>
+        <w:suppressLineNumbers w:val="0"/>
+      </w:pPr>
+      <w:r>
+        <w:t>После каждого изменения требуется проводить регрессионное тестирование, чтобы убедиться, что существующая функциональность продолжает работать корректно.</w:t>
+      </w:r>
+    </w:p>
+    <w:p>
+      <w:pPr>
+        <w:pStyle w:val="7"/>
+        <w:keepNext w:val="0"/>
+        <w:keepLines w:val="0"/>
+        <w:widowControl/>
+        <w:suppressLineNumbers w:val="0"/>
+      </w:pPr>
+      <w:r>
+        <w:t>При большом количестве сценариев ручная проверка становится трудоёмкой и занимает значительное время.</w:t>
+      </w:r>
+    </w:p>
+    <w:p>
+      <w:pPr>
+        <w:pStyle w:val="7"/>
+        <w:keepNext w:val="0"/>
+        <w:keepLines w:val="0"/>
+        <w:widowControl/>
+        <w:suppressLineNumbers w:val="0"/>
+      </w:pPr>
+      <w:r>
+        <w:t>Поэтому актуальной задачей является автоматизация тестирования, позволяющая ускорить процесс проверки качества программного обеспечения.</w:t>
+      </w:r>
+    </w:p>
+    <w:p>
+      <w:pPr>
+        <w:pStyle w:val="7"/>
+        <w:keepNext w:val="0"/>
+        <w:keepLines w:val="0"/>
+        <w:widowControl/>
+        <w:suppressLineNumbers w:val="0"/>
+      </w:pPr>
+      <w:r>
+        <w:t>СЛАЙД 3. ЦЕЛЬ И ЗАДАЧИ</w:t>
+      </w:r>
+    </w:p>
+    <w:p>
+      <w:pPr>
+        <w:pStyle w:val="7"/>
+        <w:keepNext w:val="0"/>
+        <w:keepLines w:val="0"/>
+        <w:widowControl/>
+        <w:suppressLineNumbers w:val="0"/>
+      </w:pPr>
+      <w:r>
+        <w:t>Целью работы являлась разработка фреймворка автоматизации UI-тестирования веб-приложений на Java с поддержкой параллельного и распределённого выполнения тестов.</w:t>
+      </w:r>
+    </w:p>
+    <w:p>
+      <w:pPr>
+        <w:pStyle w:val="7"/>
+        <w:keepNext w:val="0"/>
+        <w:keepLines w:val="0"/>
+        <w:widowControl/>
+        <w:suppressLineNumbers w:val="0"/>
+      </w:pPr>
+      <w:r>
+        <w:t>Для достижения данной цели были поставлены задачи по проектированию архитектуры фреймворка, реализации Page Object Model, организации управления WebDriver, интеграции Selenium Grid и Docker, настройке параллельного выполнения тестов и формированию отчётности с использованием Allure Reports.</w:t>
+      </w:r>
+    </w:p>
+    <w:p>
+      <w:pPr>
+        <w:pStyle w:val="7"/>
+        <w:keepNext w:val="0"/>
+        <w:keepLines w:val="0"/>
+        <w:widowControl/>
+        <w:suppressLineNumbers w:val="0"/>
+      </w:pPr>
+      <w:r>
+        <w:t>СЛАЙД 4. АНАЛОГИ И ВЫБОР ТЕХНОЛОГИЙ</w:t>
+      </w:r>
+    </w:p>
+    <w:p>
+      <w:pPr>
+        <w:pStyle w:val="7"/>
+        <w:keepNext w:val="0"/>
+        <w:keepLines w:val="0"/>
+        <w:widowControl/>
+        <w:suppressLineNumbers w:val="0"/>
+      </w:pPr>
+      <w:r>
+        <w:t>Перед началом разработки был проведён анализ распространённых инструментов автоматизации тестирования.</w:t>
+      </w:r>
+    </w:p>
+    <w:p>
+      <w:pPr>
+        <w:pStyle w:val="7"/>
+        <w:keepNext w:val="0"/>
+        <w:keepLines w:val="0"/>
+        <w:widowControl/>
+        <w:suppressLineNumbers w:val="0"/>
+      </w:pPr>
+      <w:r>
+        <w:t>Для управления браузером был выбран Selenium WebDriver как один из наиболее распространённых инструментов промышленной автоматизации.</w:t>
+      </w:r>
+    </w:p>
+    <w:p>
+      <w:pPr>
+        <w:pStyle w:val="7"/>
+        <w:keepNext w:val="0"/>
+        <w:keepLines w:val="0"/>
+        <w:widowControl/>
+        <w:suppressLineNumbers w:val="0"/>
+      </w:pPr>
+      <w:r>
+        <w:t>В качестве альтернативы рассматривался Playwright, однако целью работы являлось создание решения на базе Selenium Grid.</w:t>
+      </w:r>
+    </w:p>
+    <w:p>
+      <w:pPr>
+        <w:pStyle w:val="7"/>
+        <w:keepNext w:val="0"/>
+        <w:keepLines w:val="0"/>
+        <w:widowControl/>
+        <w:suppressLineNumbers w:val="0"/>
+      </w:pPr>
+      <w:r>
+        <w:t>Для организации тестов использовался TestNG, обеспечивающий поддержку многопоточности и управление тестовыми наборами.</w:t>
+      </w:r>
+    </w:p>
+    <w:p>
+      <w:pPr>
+        <w:pStyle w:val="7"/>
+        <w:keepNext w:val="0"/>
+        <w:keepLines w:val="0"/>
+        <w:widowControl/>
+        <w:suppressLineNumbers w:val="0"/>
+      </w:pPr>
+      <w:r>
+        <w:t>Для формирования отчётов был выбран Allure Reports.</w:t>
+      </w:r>
+    </w:p>
+    <w:p>
+      <w:pPr>
+        <w:pStyle w:val="7"/>
+        <w:keepNext w:val="0"/>
+        <w:keepLines w:val="0"/>
+        <w:widowControl/>
+        <w:suppressLineNumbers w:val="0"/>
+      </w:pPr>
+      <w:r>
+        <w:t>В результате был сформирован технологический стек, включающий Java, Selenium WebDriver, TestNG, Selenium Grid, Docker, Maven и Allure Reports.</w:t>
+      </w:r>
+    </w:p>
+    <w:p>
+      <w:pPr>
+        <w:pStyle w:val="7"/>
+        <w:keepNext w:val="0"/>
+        <w:keepLines w:val="0"/>
+        <w:widowControl/>
+        <w:suppressLineNumbers w:val="0"/>
+      </w:pPr>
+      <w:r>
+        <w:t>СЛАЙД 5. АРХИТЕКТУРА ФРЕЙМВОРКА</w:t>
+      </w:r>
+    </w:p>
+    <w:p>
+      <w:pPr>
+        <w:pStyle w:val="7"/>
+        <w:keepNext w:val="0"/>
+        <w:keepLines w:val="0"/>
+        <w:widowControl/>
+        <w:suppressLineNumbers w:val="0"/>
+      </w:pPr>
+      <w:r>
+        <w:t>На данном слайде представлена общая архитектура разработанного решения.</w:t>
+      </w:r>
+    </w:p>
+    <w:p>
+      <w:pPr>
+        <w:pStyle w:val="7"/>
+        <w:keepNext w:val="0"/>
+        <w:keepLines w:val="0"/>
+        <w:widowControl/>
+        <w:suppressLineNumbers w:val="0"/>
+      </w:pPr>
+      <w:r>
+        <w:t>Тестовые сценарии взаимодействуют не напрямую с веб-страницами, а через Page Object компоненты.</w:t>
+      </w:r>
+    </w:p>
+    <w:p>
+      <w:pPr>
+        <w:pStyle w:val="7"/>
+        <w:keepNext w:val="0"/>
+        <w:keepLines w:val="0"/>
+        <w:widowControl/>
+        <w:suppressLineNumbers w:val="0"/>
+      </w:pPr>
+      <w:r>
+        <w:t>Общая функциональность вынесена в базовые классы BasePage и BaseTest.</w:t>
+      </w:r>
+    </w:p>
+    <w:p>
+      <w:pPr>
+        <w:pStyle w:val="7"/>
+        <w:keepNext w:val="0"/>
+        <w:keepLines w:val="0"/>
+        <w:widowControl/>
+        <w:suppressLineNumbers w:val="0"/>
+      </w:pPr>
+      <w:r>
+        <w:t>Создание браузерных сессий централизовано выполняется через DriverFactory.</w:t>
+      </w:r>
+    </w:p>
+    <w:p>
+      <w:pPr>
+        <w:pStyle w:val="7"/>
+        <w:keepNext w:val="0"/>
+        <w:keepLines w:val="0"/>
+        <w:widowControl/>
+        <w:suppressLineNumbers w:val="0"/>
+      </w:pPr>
+      <w:r>
+        <w:t>Такой подход обеспечивает модульность, упрощает сопровождение проекта и позволяет переиспользовать компоненты при расширении системы.</w:t>
+      </w:r>
+    </w:p>
+    <w:p>
+      <w:pPr>
+        <w:pStyle w:val="7"/>
+        <w:keepNext w:val="0"/>
+        <w:keepLines w:val="0"/>
+        <w:widowControl/>
+        <w:suppressLineNumbers w:val="0"/>
+      </w:pPr>
+      <w:r>
+        <w:t>СЛАЙД 6. СТРУКТУРА ПРОЕКТА</w:t>
+      </w:r>
+    </w:p>
+    <w:p>
+      <w:pPr>
+        <w:pStyle w:val="7"/>
+        <w:keepNext w:val="0"/>
+        <w:keepLines w:val="0"/>
+        <w:widowControl/>
+        <w:suppressLineNumbers w:val="0"/>
+      </w:pPr>
+      <w:r>
+        <w:t>Проект разделён на несколько логических пакетов.</w:t>
+      </w:r>
+    </w:p>
+    <w:p>
+      <w:pPr>
+        <w:pStyle w:val="7"/>
+        <w:keepNext w:val="0"/>
+        <w:keepLines w:val="0"/>
+        <w:widowControl/>
+        <w:suppressLineNumbers w:val="0"/>
+      </w:pPr>
+      <w:r>
+        <w:t>Пакет core содержит базовые классы фреймворка.</w:t>
+      </w:r>
+    </w:p>
+    <w:p>
+      <w:pPr>
+        <w:pStyle w:val="7"/>
+        <w:keepNext w:val="0"/>
+        <w:keepLines w:val="0"/>
+        <w:widowControl/>
+        <w:suppressLineNumbers w:val="0"/>
+      </w:pPr>
+      <w:r>
+        <w:t>Driver отвечает за управление WebDriver.</w:t>
+      </w:r>
+    </w:p>
+    <w:p>
+      <w:pPr>
+        <w:pStyle w:val="7"/>
+        <w:keepNext w:val="0"/>
+        <w:keepLines w:val="0"/>
+        <w:widowControl/>
+        <w:suppressLineNumbers w:val="0"/>
+      </w:pPr>
+      <w:r>
+        <w:t>Pages содержит Page Object компоненты.</w:t>
+      </w:r>
+    </w:p>
+    <w:p>
+      <w:pPr>
+        <w:pStyle w:val="7"/>
+        <w:keepNext w:val="0"/>
+        <w:keepLines w:val="0"/>
+        <w:widowControl/>
+        <w:suppressLineNumbers w:val="0"/>
+      </w:pPr>
+      <w:r>
+        <w:t>Tests включает тестовые сценарии.</w:t>
+      </w:r>
+    </w:p>
+    <w:p>
+      <w:pPr>
+        <w:pStyle w:val="7"/>
+        <w:keepNext w:val="0"/>
+        <w:keepLines w:val="0"/>
+        <w:widowControl/>
+        <w:suppressLineNumbers w:val="0"/>
+      </w:pPr>
+      <w:r>
+        <w:t>Utils содержит вспомогательные компоненты.</w:t>
+      </w:r>
+    </w:p>
+    <w:p>
+      <w:pPr>
+        <w:pStyle w:val="7"/>
+        <w:keepNext w:val="0"/>
+        <w:keepLines w:val="0"/>
+        <w:widowControl/>
+        <w:suppressLineNumbers w:val="0"/>
+      </w:pPr>
+      <w:r>
+        <w:t>Resources хранит конфигурационные файлы.</w:t>
+      </w:r>
+    </w:p>
+    <w:p>
+      <w:pPr>
+        <w:pStyle w:val="7"/>
+        <w:keepNext w:val="0"/>
+        <w:keepLines w:val="0"/>
+        <w:widowControl/>
+        <w:suppressLineNumbers w:val="0"/>
+      </w:pPr>
+      <w:r>
+        <w:t>Подобная структура обеспечивает хорошую читаемость проекта и упрощает его дальнейшее развитие.</w:t>
+      </w:r>
+    </w:p>
+    <w:p>
+      <w:pPr>
+        <w:pStyle w:val="7"/>
+        <w:keepNext w:val="0"/>
+        <w:keepLines w:val="0"/>
+        <w:widowControl/>
+        <w:suppressLineNumbers w:val="0"/>
+      </w:pPr>
+      <w:r>
+        <w:t>СЛАЙД 7. PAGE OBJECT MODEL</w:t>
+      </w:r>
+    </w:p>
+    <w:p>
+      <w:pPr>
+        <w:pStyle w:val="7"/>
+        <w:keepNext w:val="0"/>
+        <w:keepLines w:val="0"/>
+        <w:widowControl/>
+        <w:suppressLineNumbers w:val="0"/>
+      </w:pPr>
+      <w:r>
+        <w:t>Одним из основных архитектурных решений является использование шаблона Page Object Model.</w:t>
+      </w:r>
+    </w:p>
+    <w:p>
+      <w:pPr>
+        <w:pStyle w:val="7"/>
+        <w:keepNext w:val="0"/>
+        <w:keepLines w:val="0"/>
+        <w:widowControl/>
+        <w:suppressLineNumbers w:val="0"/>
+      </w:pPr>
+      <w:r>
+        <w:t>Каждая страница приложения представлена отдельным классом, который содержит локаторы элементов и методы взаимодействия с ними.</w:t>
+      </w:r>
+    </w:p>
+    <w:p>
+      <w:pPr>
+        <w:pStyle w:val="7"/>
+        <w:keepNext w:val="0"/>
+        <w:keepLines w:val="0"/>
+        <w:widowControl/>
+        <w:suppressLineNumbers w:val="0"/>
+      </w:pPr>
+      <w:r>
+        <w:t>Тесты работают через методы Page Object классов, не обращаясь напрямую к локаторам.</w:t>
+      </w:r>
+    </w:p>
+    <w:p>
+      <w:pPr>
+        <w:pStyle w:val="7"/>
+        <w:keepNext w:val="0"/>
+        <w:keepLines w:val="0"/>
+        <w:widowControl/>
+        <w:suppressLineNumbers w:val="0"/>
+      </w:pPr>
+      <w:r>
+        <w:t>Благодаря этому при изменении пользовательского интерфейса обычно достаточно изменить только соответствующий Page Object класс, не затрагивая тестовые сценарии.</w:t>
+      </w:r>
+    </w:p>
+    <w:p>
+      <w:pPr>
+        <w:pStyle w:val="7"/>
+        <w:keepNext w:val="0"/>
+        <w:keepLines w:val="0"/>
+        <w:widowControl/>
+        <w:suppressLineNumbers w:val="0"/>
+      </w:pPr>
+      <w:r>
+        <w:t>СЛАЙД 8. SELENIUM GRID И DOCKER</w:t>
+      </w:r>
+    </w:p>
+    <w:p>
+      <w:pPr>
+        <w:pStyle w:val="7"/>
+        <w:keepNext w:val="0"/>
+        <w:keepLines w:val="0"/>
+        <w:widowControl/>
+        <w:suppressLineNumbers w:val="0"/>
+      </w:pPr>
+      <w:r>
+        <w:t>Для организации распределённого выполнения тестов используется Selenium Grid.</w:t>
+      </w:r>
+    </w:p>
+    <w:p>
+      <w:pPr>
+        <w:pStyle w:val="7"/>
+        <w:keepNext w:val="0"/>
+        <w:keepLines w:val="0"/>
+        <w:widowControl/>
+        <w:suppressLineNumbers w:val="0"/>
+      </w:pPr>
+      <w:r>
+        <w:t>Тесты подключаются к Selenium Hub через RemoteWebDriver.</w:t>
+      </w:r>
+    </w:p>
+    <w:p>
+      <w:pPr>
+        <w:pStyle w:val="7"/>
+        <w:keepNext w:val="0"/>
+        <w:keepLines w:val="0"/>
+        <w:widowControl/>
+        <w:suppressLineNumbers w:val="0"/>
+      </w:pPr>
+      <w:r>
+        <w:t>Hub распределяет браузерные сессии между доступными browser-node.</w:t>
+      </w:r>
+    </w:p>
+    <w:p>
+      <w:pPr>
+        <w:pStyle w:val="7"/>
+        <w:keepNext w:val="0"/>
+        <w:keepLines w:val="0"/>
+        <w:widowControl/>
+        <w:suppressLineNumbers w:val="0"/>
+      </w:pPr>
+      <w:r>
+        <w:t>В рамках проекта используются узлы Chrome и Firefox, развёрнутые в Docker-контейнерах.</w:t>
+      </w:r>
+    </w:p>
+    <w:p>
+      <w:pPr>
+        <w:pStyle w:val="7"/>
+        <w:keepNext w:val="0"/>
+        <w:keepLines w:val="0"/>
+        <w:widowControl/>
+        <w:suppressLineNumbers w:val="0"/>
+      </w:pPr>
+      <w:r>
+        <w:t>Такой подход обеспечивает кроссбраузерное тестирование, воспроизводимость среды выполнения и возможность масштабирования инфраструктуры.</w:t>
+      </w:r>
+    </w:p>
+    <w:p>
+      <w:pPr>
+        <w:pStyle w:val="7"/>
+        <w:keepNext w:val="0"/>
+        <w:keepLines w:val="0"/>
+        <w:widowControl/>
+        <w:suppressLineNumbers w:val="0"/>
+      </w:pPr>
+      <w:r>
+        <w:t>СЛАЙД 9. ПАРАЛЛЕЛЬНОЕ ВЫПОЛНЕНИЕ ТЕСТОВ</w:t>
+      </w:r>
+    </w:p>
+    <w:p>
+      <w:pPr>
+        <w:pStyle w:val="7"/>
+        <w:keepNext w:val="0"/>
+        <w:keepLines w:val="0"/>
+        <w:widowControl/>
+        <w:suppressLineNumbers w:val="0"/>
+      </w:pPr>
+      <w:r>
+        <w:t>Для сокращения времени выполнения тестового набора реализован параллельный запуск тестов средствами TestNG.</w:t>
+      </w:r>
+    </w:p>
+    <w:p>
+      <w:pPr>
+        <w:pStyle w:val="7"/>
+        <w:keepNext w:val="0"/>
+        <w:keepLines w:val="0"/>
+        <w:widowControl/>
+        <w:suppressLineNumbers w:val="0"/>
+      </w:pPr>
+      <w:r>
+        <w:t>Количество одновременно выполняемых потоков задаётся параметром thread-count.</w:t>
+      </w:r>
+    </w:p>
+    <w:p>
+      <w:pPr>
+        <w:pStyle w:val="7"/>
+        <w:keepNext w:val="0"/>
+        <w:keepLines w:val="0"/>
+        <w:widowControl/>
+        <w:suppressLineNumbers w:val="0"/>
+      </w:pPr>
+      <w:r>
+        <w:t>Для обеспечения потокобезопасности используется механизм ThreadLocal, благодаря которому каждый поток получает собственный экземпляр WebDriver.</w:t>
+      </w:r>
+    </w:p>
+    <w:p>
+      <w:pPr>
+        <w:pStyle w:val="7"/>
+        <w:keepNext w:val="0"/>
+        <w:keepLines w:val="0"/>
+        <w:widowControl/>
+        <w:suppressLineNumbers w:val="0"/>
+      </w:pPr>
+      <w:r>
+        <w:t>Это позволяет выполнять несколько тестов одновременно и значительно сокращать время регрессионного тестирования.</w:t>
+      </w:r>
+    </w:p>
+    <w:p>
+      <w:pPr>
+        <w:pStyle w:val="7"/>
+        <w:keepNext w:val="0"/>
+        <w:keepLines w:val="0"/>
+        <w:widowControl/>
+        <w:suppressLineNumbers w:val="0"/>
+      </w:pPr>
+      <w:r>
+        <w:t>СЛАЙД 10. РЕАЛИЗОВАННЫЕ ТЕСТЫ И ОТЧЁТНОСТЬ</w:t>
+      </w:r>
+    </w:p>
+    <w:p>
+      <w:pPr>
+        <w:pStyle w:val="7"/>
+        <w:keepNext w:val="0"/>
+        <w:keepLines w:val="0"/>
+        <w:widowControl/>
+        <w:suppressLineNumbers w:val="0"/>
+      </w:pPr>
+      <w:r>
+        <w:t>В рамках проекта были реализованы тестовые сценарии для основных функциональных модулей приложения SauceDemo.</w:t>
+      </w:r>
+    </w:p>
+    <w:p>
+      <w:pPr>
+        <w:pStyle w:val="7"/>
+        <w:keepNext w:val="0"/>
+        <w:keepLines w:val="0"/>
+        <w:widowControl/>
+        <w:suppressLineNumbers w:val="0"/>
+      </w:pPr>
+      <w:r>
+        <w:t>Автоматизированы проверки авторизации пользователей, каталога товаров, корзины и оформления заказа.</w:t>
+      </w:r>
+    </w:p>
+    <w:p>
+      <w:pPr>
+        <w:pStyle w:val="7"/>
+        <w:keepNext w:val="0"/>
+        <w:keepLines w:val="0"/>
+        <w:widowControl/>
+        <w:suppressLineNumbers w:val="0"/>
+      </w:pPr>
+      <w:r>
+        <w:t>Для анализа результатов используется Allure Reports, который предоставляет информацию о прохождении тестов, времени выполнения, шагах сценариев и возникающих ошибках.</w:t>
+      </w:r>
+    </w:p>
+    <w:p>
+      <w:pPr>
+        <w:pStyle w:val="7"/>
+        <w:keepNext w:val="0"/>
+        <w:keepLines w:val="0"/>
+        <w:widowControl/>
+        <w:suppressLineNumbers w:val="0"/>
+      </w:pPr>
+      <w:r>
+        <w:t>Это значительно упрощает анализ результатов тестирования.</w:t>
+      </w:r>
+    </w:p>
+    <w:p>
+      <w:pPr>
+        <w:pStyle w:val="7"/>
+        <w:keepNext w:val="0"/>
+        <w:keepLines w:val="0"/>
+        <w:widowControl/>
+        <w:suppressLineNumbers w:val="0"/>
+      </w:pPr>
+      <w:r>
+        <w:t>СЛАЙД 11. РЕЗУЛЬТАТЫ И ПЕРСПЕКТИВЫ</w:t>
+      </w:r>
+    </w:p>
+    <w:p>
+      <w:pPr>
+        <w:pStyle w:val="7"/>
+        <w:keepNext w:val="0"/>
+        <w:keepLines w:val="0"/>
+        <w:widowControl/>
+        <w:suppressLineNumbers w:val="0"/>
+      </w:pPr>
+      <w:r>
+        <w:t>В результате выполнения работы был разработан полноценный фреймворк автоматизации UI-тестирования.</w:t>
+      </w:r>
+    </w:p>
+    <w:p>
+      <w:pPr>
+        <w:pStyle w:val="7"/>
+        <w:keepNext w:val="0"/>
+        <w:keepLines w:val="0"/>
+        <w:widowControl/>
+        <w:suppressLineNumbers w:val="0"/>
+      </w:pPr>
+      <w:r>
+        <w:t>Реализованы модульная архитектура, Page Object Model, интеграция Selenium Grid, параллельный запуск тестов и система отчётности.</w:t>
+      </w:r>
+    </w:p>
+    <w:p>
+      <w:pPr>
+        <w:pStyle w:val="7"/>
+        <w:keepNext w:val="0"/>
+        <w:keepLines w:val="0"/>
+        <w:widowControl/>
+        <w:suppressLineNumbers w:val="0"/>
+      </w:pPr>
+      <w:r>
+        <w:t>В дальнейшем решение может быть расширено за счёт интеграции с Jenkins, развёртывания в облачной инфраструктуре, подключения дополнительных браузеров и увеличения набора автоматизированных тестов.</w:t>
+      </w:r>
+    </w:p>
+    <w:p>
+      <w:pPr>
+        <w:pStyle w:val="7"/>
+        <w:keepNext w:val="0"/>
+        <w:keepLines w:val="0"/>
+        <w:widowControl/>
+        <w:suppressLineNumbers w:val="0"/>
+      </w:pPr>
+      <w:r>
+        <w:t>СЛАЙД 12. ЗАКЛЮЧЕНИЕ</w:t>
+      </w:r>
+    </w:p>
+    <w:p>
+      <w:pPr>
+        <w:pStyle w:val="7"/>
+        <w:keepNext w:val="0"/>
+        <w:keepLines w:val="0"/>
+        <w:widowControl/>
+        <w:suppressLineNumbers w:val="0"/>
+      </w:pPr>
+      <w:r>
+        <w:t>Таким образом, поставленная цель работы была достигнута.</w:t>
+      </w:r>
+    </w:p>
+    <w:p>
+      <w:pPr>
+        <w:pStyle w:val="7"/>
+        <w:keepNext w:val="0"/>
+        <w:keepLines w:val="0"/>
+        <w:widowControl/>
+        <w:suppressLineNumbers w:val="0"/>
+      </w:pPr>
+      <w:r>
+        <w:t>Разработан фреймворк автоматизации UI-тестирования веб-приложений на Java с поддержкой распределённого и параллельного выполнения тестов.</w:t>
+      </w:r>
+    </w:p>
+    <w:p>
+      <w:pPr>
+        <w:pStyle w:val="7"/>
+        <w:keepNext w:val="0"/>
+        <w:keepLines w:val="0"/>
+        <w:widowControl/>
+        <w:suppressLineNumbers w:val="0"/>
+      </w:pPr>
+      <w:r>
+        <w:t>Все поставленные задачи выполнены в полном объёме.</w:t>
+      </w:r>
+    </w:p>
+    <w:p>
+      <w:pPr>
+        <w:pStyle w:val="7"/>
+        <w:keepNext w:val="0"/>
+        <w:keepLines w:val="0"/>
+        <w:widowControl/>
+        <w:suppressLineNumbers w:val="0"/>
+      </w:pPr>
+      <w:r>
+        <w:t>Спасибо за внимание. Готов ответить на ваши вопросы.</w:t>
+      </w:r>
+    </w:p>
+    <w:p>
+      <w:bookmarkStart w:id="0" w:name="_GoBack"/>
+      <w:bookmarkEnd w:id="0"/>
+    </w:p>
     <w:sectPr>
       <w:pgSz w:w="11906" w:h="16838"/>
       <w:pgMar w:top="1440" w:right="1800" w:bottom="1440" w:left="1800" w:header="720" w:footer="720" w:gutter="0"/>
